--- a/Sprint1_Evaluation_Kushagra_Varshney.docx
+++ b/Sprint1_Evaluation_Kushagra_Varshney.docx
@@ -6,19 +6,6 @@
       <w:pPr>
         <w:spacing w:before="400" w:after="100"/>
         <w:jc w:val="center"/>
-        <w:rPr>
-          <w:b/>
-          <w:bCs/>
-          <w:color w:val="1F4E79"/>
-          <w:sz w:val="64"/>
-          <w:szCs w:val="64"/>
-        </w:rPr>
-      </w:pPr>
-    </w:p>
-    <w:p>
-      <w:pPr>
-        <w:spacing w:before="400" w:after="100"/>
-        <w:jc w:val="center"/>
       </w:pPr>
       <w:r>
         <w:rPr>
@@ -176,11 +163,9 @@
       </w:r>
     </w:p>
     <w:p>
-      <w:proofErr w:type="gramStart"/>
       <w:r>
         <w:t>@Service</w:t>
       </w:r>
-      <w:proofErr w:type="gramEnd"/>
     </w:p>
     <w:p>
       <w:pPr>
@@ -247,15 +232,7 @@
         <w:t xml:space="preserve">Internally: </w:t>
       </w:r>
       <w:r>
-        <w:t xml:space="preserve">Same </w:t>
-      </w:r>
-      <w:proofErr w:type="gramStart"/>
-      <w:r>
-        <w:t>as @</w:t>
-      </w:r>
-      <w:proofErr w:type="gramEnd"/>
-      <w:r>
-        <w:t>Component but with a clearer purpose</w:t>
+        <w:t>Same as @Component but with a clearer purpose</w:t>
       </w:r>
     </w:p>
     <w:p>
@@ -280,15 +257,7 @@
         <w:br/>
       </w:r>
       <w:r>
-        <w:t>A specialization of @Component. Used to mark a class as a Data Access Object (</w:t>
-      </w:r>
-      <w:proofErr w:type="gramStart"/>
-      <w:r>
-        <w:t>DAO) —</w:t>
-      </w:r>
-      <w:proofErr w:type="gramEnd"/>
-      <w:r>
-        <w:t xml:space="preserve"> where DB operations happen. Also provides automatic exception translation from DB exceptions to Spring's </w:t>
+        <w:t xml:space="preserve">A specialization of @Component. Used to mark a class as a Data Access Object (DAO) — where DB operations happen. Also provides automatic exception translation from DB exceptions to Spring's </w:t>
       </w:r>
       <w:proofErr w:type="spellStart"/>
       <w:r>
@@ -403,43 +372,23 @@
           <w:b/>
           <w:bCs/>
         </w:rPr>
+        <w:t xml:space="preserve">Different from @RestController: </w:t>
+      </w:r>
+      <w:r>
+        <w:t>@Controller returns HTML, @RestController returns JSON</w:t>
+      </w:r>
+    </w:p>
+    <w:p>
+      <w:pPr>
+        <w:spacing w:before="80" w:after="80"/>
+      </w:pPr>
+    </w:p>
+    <w:p>
+      <w:pPr>
+        <w:spacing w:before="60" w:after="60"/>
+      </w:pPr>
+      <w:r>
         <w:lastRenderedPageBreak/>
-        <w:t xml:space="preserve">Different </w:t>
-      </w:r>
-      <w:proofErr w:type="gramStart"/>
-      <w:r>
-        <w:rPr>
-          <w:b/>
-          <w:bCs/>
-        </w:rPr>
-        <w:t xml:space="preserve">from @RestController: </w:t>
-      </w:r>
-      <w:r>
-        <w:t>@</w:t>
-      </w:r>
-      <w:proofErr w:type="gramEnd"/>
-      <w:r>
-        <w:t xml:space="preserve">Controller returns </w:t>
-      </w:r>
-      <w:proofErr w:type="gramStart"/>
-      <w:r>
-        <w:t>HTML, @</w:t>
-      </w:r>
-      <w:proofErr w:type="gramEnd"/>
-      <w:r>
-        <w:t>RestController returns JSON</w:t>
-      </w:r>
-    </w:p>
-    <w:p>
-      <w:pPr>
-        <w:spacing w:before="80" w:after="80"/>
-      </w:pPr>
-    </w:p>
-    <w:p>
-      <w:pPr>
-        <w:spacing w:before="60" w:after="60"/>
-      </w:pPr>
-      <w:r>
         <w:t>@Autowired</w:t>
       </w:r>
       <w:r>
@@ -531,15 +480,7 @@
       </w:r>
       <w:r>
         <w:br/>
-        <w:t xml:space="preserve">Used inside a @Configuration class to explicitly declare a Spring bean. The method </w:t>
-      </w:r>
-      <w:proofErr w:type="gramStart"/>
-      <w:r>
-        <w:t>return</w:t>
-      </w:r>
-      <w:proofErr w:type="gramEnd"/>
-      <w:r>
-        <w:t xml:space="preserve"> value becomes a bean managed by Spring.</w:t>
+        <w:t>Used inside a @Configuration class to explicitly declare a Spring bean. The method return value becomes a bean managed by Spring.</w:t>
       </w:r>
     </w:p>
     <w:p>
@@ -559,15 +500,7 @@
         <w:t xml:space="preserve">Used on: </w:t>
       </w:r>
       <w:r>
-        <w:t xml:space="preserve">Methods </w:t>
-      </w:r>
-      <w:proofErr w:type="gramStart"/>
-      <w:r>
-        <w:t>inside @</w:t>
-      </w:r>
-      <w:proofErr w:type="gramEnd"/>
-      <w:r>
-        <w:t>Configuration classes</w:t>
+        <w:t>Methods inside @Configuration classes</w:t>
       </w:r>
     </w:p>
     <w:p>
@@ -587,15 +520,7 @@
         <w:t xml:space="preserve">Why: </w:t>
       </w:r>
       <w:r>
-        <w:t xml:space="preserve">For beans you can't annotate directly (e.g., third-party classes like </w:t>
-      </w:r>
-      <w:proofErr w:type="spellStart"/>
-      <w:r>
-        <w:t>RestTemplate</w:t>
-      </w:r>
-      <w:proofErr w:type="spellEnd"/>
-      <w:r>
-        <w:t>)</w:t>
+        <w:t>For beans you can't annotate directly (e.g., third-party classes like RestTemplate)</w:t>
       </w:r>
     </w:p>
     <w:p>
@@ -607,7 +532,6 @@
         </w:numPr>
         <w:spacing w:before="60" w:after="60"/>
       </w:pPr>
-      <w:proofErr w:type="gramStart"/>
       <w:r>
         <w:rPr>
           <w:b/>
@@ -616,19 +540,7 @@
         <w:t xml:space="preserve">Example: </w:t>
       </w:r>
       <w:r>
-        <w:t>@</w:t>
-      </w:r>
-      <w:proofErr w:type="gramEnd"/>
-      <w:r>
-        <w:t xml:space="preserve">Bean public </w:t>
-      </w:r>
-      <w:proofErr w:type="spellStart"/>
-      <w:r>
-        <w:t>RestTemplate</w:t>
-      </w:r>
-      <w:proofErr w:type="spellEnd"/>
-      <w:r>
-        <w:t xml:space="preserve"> </w:t>
+        <w:t xml:space="preserve">@Bean public RestTemplate </w:t>
       </w:r>
       <w:proofErr w:type="spellStart"/>
       <w:proofErr w:type="gramStart"/>
@@ -651,14 +563,9 @@
       <w:r>
         <w:t xml:space="preserve"> new </w:t>
       </w:r>
-      <w:proofErr w:type="spellStart"/>
       <w:proofErr w:type="gramStart"/>
       <w:r>
-        <w:t>RestTemplate</w:t>
-      </w:r>
-      <w:proofErr w:type="spellEnd"/>
-      <w:r>
-        <w:t>(</w:t>
+        <w:t>RestTemplate(</w:t>
       </w:r>
       <w:proofErr w:type="gramEnd"/>
       <w:r>
@@ -811,34 +718,24 @@
         </w:numPr>
         <w:spacing w:before="60" w:after="60"/>
       </w:pPr>
+      <w:r>
+        <w:rPr>
+          <w:b/>
+          <w:bCs/>
+        </w:rPr>
+        <w:t xml:space="preserve">Example: </w:t>
+      </w:r>
+      <w:r>
+        <w:t>@Value("${</w:t>
+      </w:r>
       <w:proofErr w:type="gramStart"/>
       <w:r>
-        <w:rPr>
-          <w:b/>
-          <w:bCs/>
-        </w:rPr>
-        <w:t xml:space="preserve">Example: </w:t>
-      </w:r>
-      <w:r>
-        <w:t>@</w:t>
+        <w:t>server.port</w:t>
       </w:r>
       <w:proofErr w:type="gramEnd"/>
       <w:r>
-        <w:t>Value("${</w:t>
-      </w:r>
-      <w:proofErr w:type="gramStart"/>
-      <w:r>
-        <w:t>server.port</w:t>
-      </w:r>
-      <w:proofErr w:type="gramEnd"/>
-      <w:r>
-        <w:t xml:space="preserve">}") int </w:t>
-      </w:r>
-      <w:proofErr w:type="gramStart"/>
-      <w:r>
-        <w:t>port;</w:t>
-      </w:r>
-      <w:proofErr w:type="gramEnd"/>
+        <w:t>}") int port;</w:t>
+      </w:r>
     </w:p>
     <w:p>
       <w:pPr>
@@ -1143,28 +1040,18 @@
     <w:p/>
     <w:p/>
     <w:p>
-      <w:proofErr w:type="gramStart"/>
+      <w:r>
+        <w:t>@Lazy</w:t>
+      </w:r>
+    </w:p>
+    <w:p>
+      <w:pPr>
+        <w:spacing w:before="60" w:after="60"/>
+      </w:pPr>
       <w:r>
         <w:lastRenderedPageBreak/>
-        <w:t>@Lazy</w:t>
-      </w:r>
-      <w:proofErr w:type="gramEnd"/>
-    </w:p>
-    <w:p>
-      <w:pPr>
-        <w:spacing w:before="60" w:after="60"/>
-      </w:pPr>
-      <w:r>
         <w:br/>
-        <w:t xml:space="preserve">By default, Spring creates all beans at startup. </w:t>
-      </w:r>
-      <w:proofErr w:type="gramStart"/>
-      <w:r>
-        <w:t>@Lazy</w:t>
-      </w:r>
-      <w:proofErr w:type="gramEnd"/>
-      <w:r>
-        <w:t xml:space="preserve"> delays bean creation until it is first needed.</w:t>
+        <w:t>By default, Spring creates all beans at startup. @Lazy delays bean creation until it is first needed.</w:t>
       </w:r>
     </w:p>
     <w:p>
@@ -1213,11 +1100,9 @@
       </w:pPr>
     </w:p>
     <w:p>
-      <w:proofErr w:type="gramStart"/>
       <w:r>
         <w:t>@PostConstruct</w:t>
       </w:r>
-      <w:proofErr w:type="gramEnd"/>
     </w:p>
     <w:p>
       <w:pPr>
@@ -1252,13 +1137,8 @@
         <w:t xml:space="preserve">Used on: </w:t>
       </w:r>
       <w:r>
-        <w:t xml:space="preserve">Methods inside a Spring </w:t>
-      </w:r>
-      <w:proofErr w:type="gramStart"/>
-      <w:r>
-        <w:t>bean</w:t>
-      </w:r>
-      <w:proofErr w:type="gramEnd"/>
+        <w:t>Methods inside a Spring bean</w:t>
+      </w:r>
     </w:p>
     <w:p>
       <w:pPr>
@@ -1286,11 +1166,9 @@
       </w:pPr>
     </w:p>
     <w:p>
-      <w:proofErr w:type="gramStart"/>
       <w:r>
         <w:t>@PreDestroy</w:t>
       </w:r>
-      <w:proofErr w:type="gramEnd"/>
     </w:p>
     <w:p>
       <w:pPr>
@@ -1325,13 +1203,8 @@
         <w:t xml:space="preserve">Used on: </w:t>
       </w:r>
       <w:r>
-        <w:t xml:space="preserve">Methods inside a Spring </w:t>
-      </w:r>
-      <w:proofErr w:type="gramStart"/>
-      <w:r>
-        <w:t>bean</w:t>
-      </w:r>
-      <w:proofErr w:type="gramEnd"/>
+        <w:t>Methods inside a Spring bean</w:t>
+      </w:r>
     </w:p>
     <w:p>
       <w:pPr>
@@ -1391,11 +1264,9 @@
       </w:pPr>
     </w:p>
     <w:p>
-      <w:proofErr w:type="gramStart"/>
       <w:r>
         <w:t>@Controller</w:t>
       </w:r>
-      <w:proofErr w:type="gramEnd"/>
     </w:p>
     <w:p>
       <w:pPr>
@@ -1459,11 +1330,9 @@
       </w:pPr>
     </w:p>
     <w:p>
-      <w:proofErr w:type="gramStart"/>
       <w:r>
         <w:t>@RestController</w:t>
       </w:r>
-      <w:proofErr w:type="gramEnd"/>
     </w:p>
     <w:p>
       <w:pPr>
@@ -1539,26 +1408,16 @@
       </w:pPr>
     </w:p>
     <w:p>
-      <w:proofErr w:type="gramStart"/>
       <w:r>
         <w:t>@RequestMapping</w:t>
       </w:r>
-      <w:proofErr w:type="gramEnd"/>
-    </w:p>
-    <w:p>
-      <w:pPr>
-        <w:spacing w:before="60" w:after="60"/>
-      </w:pPr>
-      <w:r>
-        <w:t xml:space="preserve">Maps HTTP </w:t>
-      </w:r>
-      <w:proofErr w:type="gramStart"/>
-      <w:r>
-        <w:t>requests to</w:t>
-      </w:r>
-      <w:proofErr w:type="gramEnd"/>
-      <w:r>
-        <w:t xml:space="preserve"> a handler class or method. Defines the base URL path for a controller or a specific URL for a method.</w:t>
+    </w:p>
+    <w:p>
+      <w:pPr>
+        <w:spacing w:before="60" w:after="60"/>
+      </w:pPr>
+      <w:r>
+        <w:t>Maps HTTP requests to a handler class or method. Defines the base URL path for a controller or a specific URL for a method.</w:t>
       </w:r>
     </w:p>
     <w:p>
@@ -1610,45 +1469,37 @@
         </w:numPr>
         <w:spacing w:before="60" w:after="60"/>
       </w:pPr>
+      <w:r>
+        <w:rPr>
+          <w:b/>
+          <w:bCs/>
+        </w:rPr>
+        <w:t xml:space="preserve">Example: </w:t>
+      </w:r>
+      <w:r>
+        <w:t>@RequestMapping("/customer") → all endpoints start with /customer</w:t>
+      </w:r>
+    </w:p>
+    <w:p>
+      <w:pPr>
+        <w:spacing w:before="80" w:after="80"/>
+      </w:pPr>
+    </w:p>
+    <w:p>
+      <w:r>
+        <w:t>@GetMapping</w:t>
+      </w:r>
+    </w:p>
+    <w:p>
+      <w:pPr>
+        <w:spacing w:before="60" w:after="60"/>
+      </w:pPr>
+      <w:r>
+        <w:t>Shortcut for @</w:t>
+      </w:r>
       <w:proofErr w:type="gramStart"/>
       <w:r>
-        <w:rPr>
-          <w:b/>
-          <w:bCs/>
-        </w:rPr>
-        <w:lastRenderedPageBreak/>
-        <w:t xml:space="preserve">Example: </w:t>
-      </w:r>
-      <w:r>
-        <w:t>@</w:t>
-      </w:r>
-      <w:proofErr w:type="gramEnd"/>
-      <w:r>
-        <w:t>RequestMapping("/customer") → all endpoints start with /customer</w:t>
-      </w:r>
-    </w:p>
-    <w:p>
-      <w:pPr>
-        <w:spacing w:before="80" w:after="80"/>
-      </w:pPr>
-    </w:p>
-    <w:p>
-      <w:proofErr w:type="gramStart"/>
-      <w:r>
-        <w:t>@GetMapping</w:t>
-      </w:r>
-      <w:proofErr w:type="gramEnd"/>
-    </w:p>
-    <w:p>
-      <w:pPr>
-        <w:spacing w:before="60" w:after="60"/>
-      </w:pPr>
-      <w:r>
-        <w:t xml:space="preserve">Shortcut </w:t>
-      </w:r>
-      <w:proofErr w:type="gramStart"/>
-      <w:r>
-        <w:t>for @RequestMapping(</w:t>
+        <w:t>RequestMapping(</w:t>
       </w:r>
       <w:proofErr w:type="gramEnd"/>
       <w:r>
@@ -1712,47 +1563,40 @@
         </w:numPr>
         <w:spacing w:before="60" w:after="60"/>
       </w:pPr>
+      <w:r>
+        <w:rPr>
+          <w:b/>
+          <w:bCs/>
+        </w:rPr>
+        <w:t xml:space="preserve">Example: </w:t>
+      </w:r>
+      <w:r>
+        <w:t>@GetMapping("/getall") → GET http://localhost:8080/getall</w:t>
+      </w:r>
+    </w:p>
+    <w:p>
+      <w:pPr>
+        <w:spacing w:before="80" w:after="80"/>
+      </w:pPr>
+    </w:p>
+    <w:p>
+      <w:r>
+        <w:t>@PostMapping</w:t>
+      </w:r>
+    </w:p>
+    <w:p>
+      <w:pPr>
+        <w:spacing w:before="60" w:after="60"/>
+      </w:pPr>
+      <w:r>
+        <w:t>Shortcut for @</w:t>
+      </w:r>
       <w:proofErr w:type="gramStart"/>
       <w:r>
-        <w:rPr>
-          <w:b/>
-          <w:bCs/>
-        </w:rPr>
-        <w:t xml:space="preserve">Example: </w:t>
-      </w:r>
-      <w:r>
-        <w:t>@</w:t>
+        <w:t>RequestMapping(</w:t>
       </w:r>
       <w:proofErr w:type="gramEnd"/>
       <w:r>
-        <w:t>GetMapping("/getall") → GET http://localhost:8080/getall</w:t>
-      </w:r>
-    </w:p>
-    <w:p>
-      <w:pPr>
-        <w:spacing w:before="80" w:after="80"/>
-      </w:pPr>
-    </w:p>
-    <w:p>
-      <w:proofErr w:type="gramStart"/>
-      <w:r>
-        <w:t>@PostMapping</w:t>
-      </w:r>
-      <w:proofErr w:type="gramEnd"/>
-    </w:p>
-    <w:p>
-      <w:pPr>
-        <w:spacing w:before="60" w:after="60"/>
-      </w:pPr>
-      <w:r>
-        <w:t xml:space="preserve">Shortcut </w:t>
-      </w:r>
-      <w:proofErr w:type="gramStart"/>
-      <w:r>
-        <w:t>for @RequestMapping(</w:t>
-      </w:r>
-      <w:proofErr w:type="gramEnd"/>
-      <w:r>
         <w:t xml:space="preserve">method = </w:t>
       </w:r>
       <w:proofErr w:type="spellStart"/>
@@ -1761,15 +1605,7 @@
       </w:r>
       <w:proofErr w:type="spellEnd"/>
       <w:r>
-        <w:t xml:space="preserve">). Maps HTTP POST </w:t>
-      </w:r>
-      <w:proofErr w:type="gramStart"/>
-      <w:r>
-        <w:t>requests to</w:t>
-      </w:r>
-      <w:proofErr w:type="gramEnd"/>
-      <w:r>
-        <w:t xml:space="preserve"> a method. Used for creating/adding new data.</w:t>
+        <w:t>). Maps HTTP POST requests to a method. Used for creating/adding new data.</w:t>
       </w:r>
     </w:p>
     <w:p>
@@ -1821,7 +1657,6 @@
         </w:numPr>
         <w:spacing w:before="60" w:after="60"/>
       </w:pPr>
-      <w:proofErr w:type="gramStart"/>
       <w:r>
         <w:rPr>
           <w:b/>
@@ -1830,11 +1665,7 @@
         <w:t xml:space="preserve">Example: </w:t>
       </w:r>
       <w:r>
-        <w:t>@</w:t>
-      </w:r>
-      <w:proofErr w:type="gramEnd"/>
-      <w:r>
-        <w:t>PostMapping("/add") → POST http://localhost:8080/add</w:t>
+        <w:t>@PostMapping("/add") → POST http://localhost:8080/add</w:t>
       </w:r>
     </w:p>
     <w:p>
@@ -1843,11 +1674,9 @@
       </w:pPr>
     </w:p>
     <w:p>
-      <w:proofErr w:type="gramStart"/>
       <w:r>
         <w:t>@PutMapping</w:t>
       </w:r>
-      <w:proofErr w:type="gramEnd"/>
     </w:p>
     <w:p>
       <w:pPr>
@@ -1919,24 +1748,22 @@
       </w:pPr>
     </w:p>
     <w:p>
+      <w:r>
+        <w:t>@DeleteMapping</w:t>
+      </w:r>
+    </w:p>
+    <w:p>
+      <w:pPr>
+        <w:spacing w:before="60" w:after="60"/>
+      </w:pPr>
+      <w:r>
+        <w:t>Shortcut for @</w:t>
+      </w:r>
       <w:proofErr w:type="gramStart"/>
       <w:r>
-        <w:t>@DeleteMapping</w:t>
+        <w:t>RequestMapping(</w:t>
       </w:r>
       <w:proofErr w:type="gramEnd"/>
-    </w:p>
-    <w:p>
-      <w:pPr>
-        <w:spacing w:before="60" w:after="60"/>
-      </w:pPr>
-      <w:r>
-        <w:t xml:space="preserve">Shortcut </w:t>
-      </w:r>
-      <w:proofErr w:type="gramStart"/>
-      <w:r>
-        <w:t>for @RequestMapping(</w:t>
-      </w:r>
-      <w:proofErr w:type="gramEnd"/>
       <w:r>
         <w:t xml:space="preserve">method = </w:t>
       </w:r>
@@ -1946,15 +1773,7 @@
       </w:r>
       <w:proofErr w:type="spellEnd"/>
       <w:r>
-        <w:t xml:space="preserve">). Maps HTTP DELETE </w:t>
-      </w:r>
-      <w:proofErr w:type="gramStart"/>
-      <w:r>
-        <w:t>requests to</w:t>
-      </w:r>
-      <w:proofErr w:type="gramEnd"/>
-      <w:r>
-        <w:t xml:space="preserve"> a method. Used for deleting data.</w:t>
+        <w:t>). Maps HTTP DELETE requests to a method. Used for deleting data.</w:t>
       </w:r>
     </w:p>
     <w:p>
@@ -1999,26 +1818,16 @@
     </w:p>
     <w:p/>
     <w:p>
-      <w:proofErr w:type="gramStart"/>
       <w:r>
         <w:t>@PatchMapping</w:t>
       </w:r>
-      <w:proofErr w:type="gramEnd"/>
-    </w:p>
-    <w:p>
-      <w:pPr>
-        <w:spacing w:before="60" w:after="60"/>
-      </w:pPr>
-      <w:r>
-        <w:t xml:space="preserve">Maps HTTP PATCH </w:t>
-      </w:r>
-      <w:proofErr w:type="gramStart"/>
-      <w:r>
-        <w:t>requests to</w:t>
-      </w:r>
-      <w:proofErr w:type="gramEnd"/>
-      <w:r>
-        <w:t xml:space="preserve"> a method. Used for partial updates (updating only specific fields, not the whole object).</w:t>
+    </w:p>
+    <w:p>
+      <w:pPr>
+        <w:spacing w:before="60" w:after="60"/>
+      </w:pPr>
+      <w:r>
+        <w:t>Maps HTTP PATCH requests to a method. Used for partial updates (updating only specific fields, not the whole object).</w:t>
       </w:r>
     </w:p>
     <w:p>
@@ -2058,15 +1867,7 @@
         <w:t xml:space="preserve">Purpose: </w:t>
       </w:r>
       <w:r>
-        <w:t xml:space="preserve">Partial update — only </w:t>
-      </w:r>
-      <w:proofErr w:type="gramStart"/>
-      <w:r>
-        <w:t>change</w:t>
-      </w:r>
-      <w:proofErr w:type="gramEnd"/>
-      <w:r>
-        <w:t xml:space="preserve"> specific fields</w:t>
+        <w:t>Partial update — only change specific fields</w:t>
       </w:r>
     </w:p>
     <w:p>
@@ -2095,11 +1896,9 @@
       </w:pPr>
     </w:p>
     <w:p>
-      <w:proofErr w:type="gramStart"/>
       <w:r>
         <w:t>@PathVariable</w:t>
       </w:r>
-      <w:proofErr w:type="gramEnd"/>
     </w:p>
     <w:p>
       <w:pPr>
@@ -2175,18 +1974,16 @@
       </w:pPr>
     </w:p>
     <w:p>
-      <w:proofErr w:type="gramStart"/>
+      <w:r>
+        <w:t>@RequestParam</w:t>
+      </w:r>
+    </w:p>
+    <w:p>
+      <w:pPr>
+        <w:spacing w:before="60" w:after="60"/>
+      </w:pPr>
       <w:r>
         <w:lastRenderedPageBreak/>
-        <w:t>@RequestParam</w:t>
-      </w:r>
-      <w:proofErr w:type="gramEnd"/>
-    </w:p>
-    <w:p>
-      <w:pPr>
-        <w:spacing w:before="60" w:after="60"/>
-      </w:pPr>
-      <w:r>
         <w:t xml:space="preserve">Extracts a value from the URL query string (parameters </w:t>
       </w:r>
       <w:proofErr w:type="gramStart"/>
@@ -2247,7 +2044,6 @@
         </w:numPr>
         <w:spacing w:before="60" w:after="60"/>
       </w:pPr>
-      <w:proofErr w:type="gramStart"/>
       <w:r>
         <w:rPr>
           <w:b/>
@@ -2256,11 +2052,7 @@
         <w:t xml:space="preserve">Example: </w:t>
       </w:r>
       <w:r>
-        <w:t>@</w:t>
-      </w:r>
-      <w:proofErr w:type="gramEnd"/>
-      <w:r>
-        <w:t>RequestParam String name → URL /</w:t>
+        <w:t>@RequestParam String name → URL /</w:t>
       </w:r>
       <w:proofErr w:type="spellStart"/>
       <w:r>
@@ -2277,11 +2069,9 @@
       </w:pPr>
     </w:p>
     <w:p>
-      <w:proofErr w:type="gramStart"/>
       <w:r>
         <w:t>@RequestBody</w:t>
       </w:r>
-      <w:proofErr w:type="gramEnd"/>
     </w:p>
     <w:p>
       <w:pPr>
@@ -2357,31 +2147,16 @@
       </w:pPr>
     </w:p>
     <w:p>
-      <w:proofErr w:type="gramStart"/>
       <w:r>
         <w:t>@ResponseBody</w:t>
       </w:r>
-      <w:proofErr w:type="gramEnd"/>
-    </w:p>
-    <w:p>
-      <w:pPr>
-        <w:spacing w:before="60" w:after="60"/>
-      </w:pPr>
-      <w:proofErr w:type="gramStart"/>
-      <w:r>
-        <w:t>Tells</w:t>
-      </w:r>
-      <w:proofErr w:type="gramEnd"/>
-      <w:r>
-        <w:t xml:space="preserve"> Spring to convert the method return value directly into JSON and write it to the HTTP response body. Already included </w:t>
-      </w:r>
-      <w:proofErr w:type="gramStart"/>
-      <w:r>
-        <w:t>in @</w:t>
-      </w:r>
-      <w:proofErr w:type="gramEnd"/>
-      <w:r>
-        <w:t>RestController.</w:t>
+    </w:p>
+    <w:p>
+      <w:pPr>
+        <w:spacing w:before="60" w:after="60"/>
+      </w:pPr>
+      <w:r>
+        <w:t>Tells Spring to convert the method return value directly into JSON and write it to the HTTP response body. Already included in @RestController.</w:t>
       </w:r>
     </w:p>
     <w:p>
@@ -2401,23 +2176,7 @@
         <w:t xml:space="preserve">Used on: </w:t>
       </w:r>
       <w:r>
-        <w:t xml:space="preserve">Methods </w:t>
-      </w:r>
-      <w:proofErr w:type="gramStart"/>
-      <w:r>
-        <w:t>in @</w:t>
-      </w:r>
-      <w:proofErr w:type="gramEnd"/>
-      <w:r>
-        <w:t xml:space="preserve">Controller class (not needed </w:t>
-      </w:r>
-      <w:proofErr w:type="gramStart"/>
-      <w:r>
-        <w:t>in @</w:t>
-      </w:r>
-      <w:proofErr w:type="gramEnd"/>
-      <w:r>
-        <w:t>RestController)</w:t>
+        <w:t>Methods in @Controller class (not needed in @RestController)</w:t>
       </w:r>
     </w:p>
     <w:p>
@@ -2446,11 +2205,9 @@
       </w:pPr>
     </w:p>
     <w:p>
-      <w:proofErr w:type="gramStart"/>
       <w:r>
         <w:t>@ResponseStatus</w:t>
       </w:r>
-      <w:proofErr w:type="gramEnd"/>
     </w:p>
     <w:p>
       <w:pPr>
@@ -2489,16 +2246,19 @@
         </w:numPr>
         <w:spacing w:before="60" w:after="60"/>
       </w:pPr>
+      <w:r>
+        <w:rPr>
+          <w:b/>
+          <w:bCs/>
+        </w:rPr>
+        <w:t xml:space="preserve">Example: </w:t>
+      </w:r>
+      <w:r>
+        <w:t>@</w:t>
+      </w:r>
       <w:proofErr w:type="gramStart"/>
       <w:r>
-        <w:rPr>
-          <w:b/>
-          <w:bCs/>
-        </w:rPr>
-        <w:t xml:space="preserve">Example: </w:t>
-      </w:r>
-      <w:r>
-        <w:t>@ResponseStatus(</w:t>
+        <w:t>ResponseStatus(</w:t>
       </w:r>
       <w:proofErr w:type="gramEnd"/>
       <w:r>
@@ -2511,11 +2271,9 @@
       </w:pPr>
     </w:p>
     <w:p>
-      <w:proofErr w:type="gramStart"/>
       <w:r>
         <w:t>@RequestHeader</w:t>
       </w:r>
-      <w:proofErr w:type="gramEnd"/>
     </w:p>
     <w:p>
       <w:pPr>
@@ -2554,7 +2312,6 @@
         </w:numPr>
         <w:spacing w:before="60" w:after="60"/>
       </w:pPr>
-      <w:proofErr w:type="gramStart"/>
       <w:r>
         <w:rPr>
           <w:b/>
@@ -2563,11 +2320,7 @@
         <w:t xml:space="preserve">Example: </w:t>
       </w:r>
       <w:r>
-        <w:t>@</w:t>
-      </w:r>
-      <w:proofErr w:type="gramEnd"/>
-      <w:r>
-        <w:t>RequestHeader("Authorization") String token → reads Authorization header</w:t>
+        <w:t>@RequestHeader("Authorization") String token → reads Authorization header</w:t>
       </w:r>
     </w:p>
     <w:p>
@@ -2592,15 +2345,7 @@
         <w:t xml:space="preserve">Used on: </w:t>
       </w:r>
       <w:r>
-        <w:t xml:space="preserve">Methods inside a controller </w:t>
-      </w:r>
-      <w:proofErr w:type="gramStart"/>
-      <w:r>
-        <w:t>or @</w:t>
-      </w:r>
-      <w:proofErr w:type="gramEnd"/>
-      <w:r>
-        <w:t>ControllerAdvice class</w:t>
+        <w:t>Methods inside a controller or @ControllerAdvice class</w:t>
       </w:r>
     </w:p>
     <w:p>
@@ -2656,11 +2401,9 @@
       </w:pPr>
     </w:p>
     <w:p>
-      <w:proofErr w:type="gramStart"/>
       <w:r>
         <w:t>@SpringBootApplication</w:t>
       </w:r>
-      <w:proofErr w:type="gramEnd"/>
     </w:p>
     <w:p>
       <w:pPr>
@@ -2721,7 +2464,6 @@
                 <w:bCs/>
                 <w:color w:val="FFFFFF"/>
               </w:rPr>
-              <w:lastRenderedPageBreak/>
               <w:t>Included Annotation</w:t>
             </w:r>
           </w:p>
@@ -2775,6 +2517,7 @@
           </w:tcPr>
           <w:p>
             <w:r>
+              <w:lastRenderedPageBreak/>
               <w:t>@Configuration</w:t>
             </w:r>
           </w:p>
@@ -2996,15 +2739,7 @@
         <w:t xml:space="preserve">Used on: </w:t>
       </w:r>
       <w:r>
-        <w:t xml:space="preserve">Main class (included </w:t>
-      </w:r>
-      <w:proofErr w:type="gramStart"/>
-      <w:r>
-        <w:t>in @</w:t>
-      </w:r>
-      <w:proofErr w:type="gramEnd"/>
-      <w:r>
-        <w:t>SpringBootApplication)</w:t>
+        <w:t>Main class (included in @SpringBootApplication)</w:t>
       </w:r>
     </w:p>
     <w:p>
@@ -3070,26 +2805,16 @@
       </w:pPr>
     </w:p>
     <w:p>
-      <w:proofErr w:type="gramStart"/>
       <w:r>
         <w:t>@Entity</w:t>
       </w:r>
-      <w:proofErr w:type="gramEnd"/>
-    </w:p>
-    <w:p>
-      <w:pPr>
-        <w:spacing w:before="60" w:after="60"/>
-      </w:pPr>
-      <w:r>
-        <w:t xml:space="preserve">Marks a Java class as a JPA entity — it maps to a database table. Each instance of this class = one row </w:t>
-      </w:r>
-      <w:proofErr w:type="gramStart"/>
-      <w:r>
-        <w:t>in</w:t>
-      </w:r>
-      <w:proofErr w:type="gramEnd"/>
-      <w:r>
-        <w:t xml:space="preserve"> the table.</w:t>
+    </w:p>
+    <w:p>
+      <w:pPr>
+        <w:spacing w:before="60" w:after="60"/>
+      </w:pPr>
+      <w:r>
+        <w:t>Marks a Java class as a JPA entity — it maps to a database table. Each instance of this class = one row in the table.</w:t>
       </w:r>
     </w:p>
     <w:p>
@@ -3148,13 +2873,8 @@
         </w:rPr>
         <w:t xml:space="preserve">Rule: </w:t>
       </w:r>
-      <w:proofErr w:type="gramStart"/>
-      <w:r>
-        <w:t>Every @</w:t>
-      </w:r>
-      <w:proofErr w:type="gramEnd"/>
-      <w:r>
-        <w:t>Entity class must have a no-</w:t>
+      <w:r>
+        <w:t>Every @Entity class must have a no-</w:t>
       </w:r>
       <w:proofErr w:type="spellStart"/>
       <w:r>
@@ -3171,11 +2891,9 @@
       </w:pPr>
     </w:p>
     <w:p>
-      <w:proofErr w:type="gramStart"/>
       <w:r>
         <w:t>@Table</w:t>
       </w:r>
-      <w:proofErr w:type="gramEnd"/>
     </w:p>
     <w:p>
       <w:pPr>
@@ -3199,23 +2917,7 @@
           <w:b/>
           <w:bCs/>
         </w:rPr>
-        <w:t xml:space="preserve">Used </w:t>
-      </w:r>
-      <w:proofErr w:type="gramStart"/>
-      <w:r>
-        <w:rPr>
-          <w:b/>
-          <w:bCs/>
-        </w:rPr>
-        <w:t>on:</w:t>
-      </w:r>
-      <w:proofErr w:type="gramEnd"/>
-      <w:r>
-        <w:rPr>
-          <w:b/>
-          <w:bCs/>
-        </w:rPr>
-        <w:t xml:space="preserve"> </w:t>
+        <w:t xml:space="preserve">Used on: </w:t>
       </w:r>
       <w:r>
         <w:t>@Entity class</w:t>
@@ -3230,16 +2932,19 @@
         </w:numPr>
         <w:spacing w:before="60" w:after="60"/>
       </w:pPr>
+      <w:r>
+        <w:rPr>
+          <w:b/>
+          <w:bCs/>
+        </w:rPr>
+        <w:t xml:space="preserve">Example: </w:t>
+      </w:r>
+      <w:r>
+        <w:t>@</w:t>
+      </w:r>
       <w:proofErr w:type="gramStart"/>
       <w:r>
-        <w:rPr>
-          <w:b/>
-          <w:bCs/>
-        </w:rPr>
-        <w:t xml:space="preserve">Example: </w:t>
-      </w:r>
-      <w:r>
-        <w:t>@Table(</w:t>
+        <w:t>Table(</w:t>
       </w:r>
       <w:proofErr w:type="gramEnd"/>
       <w:r>
@@ -3297,15 +3002,7 @@
         <w:t xml:space="preserve">Used on: </w:t>
       </w:r>
       <w:r>
-        <w:t xml:space="preserve">A field inside </w:t>
-      </w:r>
-      <w:proofErr w:type="gramStart"/>
-      <w:r>
-        <w:t>an</w:t>
-      </w:r>
-      <w:proofErr w:type="gramEnd"/>
-      <w:r>
-        <w:t xml:space="preserve"> @Entity class</w:t>
+        <w:t>A field inside an @Entity class</w:t>
       </w:r>
     </w:p>
     <w:p>
@@ -3336,21 +3033,16 @@
     <w:p/>
     <w:p>
       <w:r>
+        <w:t>@GeneratedValue</w:t>
+      </w:r>
+    </w:p>
+    <w:p>
+      <w:pPr>
+        <w:spacing w:before="60" w:after="60"/>
+      </w:pPr>
+      <w:r>
         <w:lastRenderedPageBreak/>
-        <w:t>@GeneratedValue</w:t>
-      </w:r>
-    </w:p>
-    <w:p>
-      <w:pPr>
-        <w:spacing w:before="60" w:after="60"/>
-      </w:pPr>
-      <w:proofErr w:type="gramStart"/>
-      <w:r>
-        <w:t>Tells</w:t>
-      </w:r>
-      <w:proofErr w:type="gramEnd"/>
-      <w:r>
-        <w:t xml:space="preserve"> JPA to automatically generate the primary key value. Used with @Id.</w:t>
+        <w:t>Tells JPA to automatically generate the primary key value. Used with @Id.</w:t>
       </w:r>
     </w:p>
     <w:p>
@@ -3644,11 +3336,9 @@
       </w:pPr>
     </w:p>
     <w:p>
-      <w:proofErr w:type="gramStart"/>
       <w:r>
         <w:t>@Column</w:t>
       </w:r>
-      <w:proofErr w:type="gramEnd"/>
     </w:p>
     <w:p>
       <w:pPr>
@@ -3687,16 +3377,19 @@
         </w:numPr>
         <w:spacing w:before="60" w:after="60"/>
       </w:pPr>
+      <w:r>
+        <w:rPr>
+          <w:b/>
+          <w:bCs/>
+        </w:rPr>
+        <w:t xml:space="preserve">Example: </w:t>
+      </w:r>
+      <w:r>
+        <w:t>@</w:t>
+      </w:r>
       <w:proofErr w:type="gramStart"/>
       <w:r>
-        <w:rPr>
-          <w:b/>
-          <w:bCs/>
-        </w:rPr>
-        <w:t xml:space="preserve">Example: </w:t>
-      </w:r>
-      <w:r>
-        <w:t>@Column(</w:t>
+        <w:t>Column(</w:t>
       </w:r>
       <w:proofErr w:type="gramEnd"/>
       <w:r>
@@ -3753,11 +3446,9 @@
       </w:pPr>
     </w:p>
     <w:p>
-      <w:proofErr w:type="gramStart"/>
       <w:r>
         <w:t>@Transient</w:t>
       </w:r>
-      <w:proofErr w:type="gramEnd"/>
     </w:p>
     <w:p>
       <w:pPr>
@@ -3839,11 +3530,9 @@
       </w:pPr>
     </w:p>
     <w:p>
-      <w:proofErr w:type="gramStart"/>
       <w:r>
         <w:t>@OneToOne</w:t>
       </w:r>
-      <w:proofErr w:type="gramEnd"/>
     </w:p>
     <w:p>
       <w:pPr>
@@ -3908,15 +3597,7 @@
         <w:t xml:space="preserve">Used on: </w:t>
       </w:r>
       <w:r>
-        <w:t xml:space="preserve">Collection fields (List, Set) </w:t>
-      </w:r>
-      <w:proofErr w:type="gramStart"/>
-      <w:r>
-        <w:t>inside @</w:t>
-      </w:r>
-      <w:proofErr w:type="gramEnd"/>
-      <w:r>
-        <w:t>Entity</w:t>
+        <w:t>Collection fields (List, Set) inside @Entity</w:t>
       </w:r>
     </w:p>
     <w:p>
@@ -3925,11 +3606,9 @@
       </w:pPr>
     </w:p>
     <w:p>
-      <w:proofErr w:type="gramStart"/>
       <w:r>
         <w:t>@ManyToOne</w:t>
       </w:r>
-      <w:proofErr w:type="gramEnd"/>
     </w:p>
     <w:p>
       <w:pPr>
@@ -3945,11 +3624,9 @@
       </w:pPr>
     </w:p>
     <w:p>
-      <w:proofErr w:type="gramStart"/>
       <w:r>
         <w:t>@ManyToMany</w:t>
       </w:r>
-      <w:proofErr w:type="gramEnd"/>
     </w:p>
     <w:p>
       <w:pPr>
@@ -3968,23 +3645,17 @@
     <w:p/>
     <w:p/>
     <w:p>
-      <w:proofErr w:type="gramStart"/>
-      <w:r>
+      <w:r>
+        <w:lastRenderedPageBreak/>
         <w:t>@JoinColumn</w:t>
       </w:r>
-      <w:proofErr w:type="gramEnd"/>
-    </w:p>
-    <w:p>
-      <w:pPr>
-        <w:spacing w:before="60" w:after="60"/>
-      </w:pPr>
-      <w:proofErr w:type="gramStart"/>
-      <w:r>
-        <w:t>Specifies</w:t>
-      </w:r>
-      <w:proofErr w:type="gramEnd"/>
-      <w:r>
-        <w:t xml:space="preserve"> the foreign key column used to join two tables in a relationship.</w:t>
+    </w:p>
+    <w:p>
+      <w:pPr>
+        <w:spacing w:before="60" w:after="60"/>
+      </w:pPr>
+      <w:r>
+        <w:t>Specifies the foreign key column used to join two tables in a relationship.</w:t>
       </w:r>
     </w:p>
     <w:p>
@@ -4001,34 +3672,10 @@
           <w:b/>
           <w:bCs/>
         </w:rPr>
-        <w:t xml:space="preserve">Used </w:t>
-      </w:r>
-      <w:proofErr w:type="gramStart"/>
-      <w:r>
-        <w:rPr>
-          <w:b/>
-          <w:bCs/>
-        </w:rPr>
-        <w:t>with:</w:t>
-      </w:r>
-      <w:proofErr w:type="gramEnd"/>
-      <w:r>
-        <w:rPr>
-          <w:b/>
-          <w:bCs/>
-        </w:rPr>
-        <w:t xml:space="preserve"> </w:t>
-      </w:r>
-      <w:r>
-        <w:t>@</w:t>
-      </w:r>
-      <w:proofErr w:type="gramStart"/>
-      <w:r>
-        <w:t>OneToOne, @OneToMany, @</w:t>
-      </w:r>
-      <w:proofErr w:type="gramEnd"/>
-      <w:r>
-        <w:t>ManyToOne</w:t>
+        <w:t xml:space="preserve">Used with: </w:t>
+      </w:r>
+      <w:r>
+        <w:t>@OneToOne, @OneToMany, @ManyToOne</w:t>
       </w:r>
     </w:p>
     <w:p>
@@ -4040,16 +3687,19 @@
         </w:numPr>
         <w:spacing w:before="60" w:after="60"/>
       </w:pPr>
+      <w:r>
+        <w:rPr>
+          <w:b/>
+          <w:bCs/>
+        </w:rPr>
+        <w:t xml:space="preserve">Example: </w:t>
+      </w:r>
+      <w:r>
+        <w:t>@</w:t>
+      </w:r>
       <w:proofErr w:type="gramStart"/>
       <w:r>
-        <w:rPr>
-          <w:b/>
-          <w:bCs/>
-        </w:rPr>
-        <w:t xml:space="preserve">Example: </w:t>
-      </w:r>
-      <w:r>
-        <w:t>@JoinColumn(</w:t>
+        <w:t>JoinColumn(</w:t>
       </w:r>
       <w:proofErr w:type="gramEnd"/>
       <w:r>
@@ -4083,26 +3733,16 @@
       </w:pPr>
     </w:p>
     <w:p>
-      <w:proofErr w:type="gramStart"/>
       <w:r>
         <w:t>@Transactional</w:t>
       </w:r>
-      <w:proofErr w:type="gramEnd"/>
-    </w:p>
-    <w:p>
-      <w:pPr>
-        <w:spacing w:before="60" w:after="60"/>
-      </w:pPr>
-      <w:r>
-        <w:t xml:space="preserve">Wraps a method or class in a database transaction. If everything succeeds, changes are </w:t>
-      </w:r>
-      <w:proofErr w:type="gramStart"/>
-      <w:r>
-        <w:t>committed</w:t>
-      </w:r>
-      <w:proofErr w:type="gramEnd"/>
-      <w:r>
-        <w:t>. If any exception occurs, everything is rolled back.</w:t>
+    </w:p>
+    <w:p>
+      <w:pPr>
+        <w:spacing w:before="60" w:after="60"/>
+      </w:pPr>
+      <w:r>
+        <w:t>Wraps a method or class in a database transaction. If everything succeeds, changes are committed. If any exception occurs, everything is rolled back.</w:t>
       </w:r>
     </w:p>
     <w:p>
@@ -4274,11 +3914,9 @@
       </w:pPr>
     </w:p>
     <w:p>
-      <w:proofErr w:type="gramStart"/>
       <w:r>
         <w:t>@Query</w:t>
       </w:r>
-      <w:proofErr w:type="gramEnd"/>
     </w:p>
     <w:p>
       <w:pPr>
@@ -4330,18 +3968,14 @@
           <w:b/>
           <w:bCs/>
         </w:rPr>
-        <w:t xml:space="preserve">JPQL </w:t>
+        <w:t xml:space="preserve">JPQL Example: </w:t>
+      </w:r>
+      <w:r>
+        <w:t>@</w:t>
       </w:r>
       <w:proofErr w:type="gramStart"/>
       <w:r>
-        <w:rPr>
-          <w:b/>
-          <w:bCs/>
-        </w:rPr>
-        <w:t xml:space="preserve">Example: </w:t>
-      </w:r>
-      <w:r>
-        <w:t>@Query(</w:t>
+        <w:t>Query(</w:t>
       </w:r>
       <w:proofErr w:type="gramEnd"/>
       <w:r>
@@ -4370,18 +4004,14 @@
           <w:b/>
           <w:bCs/>
         </w:rPr>
-        <w:t xml:space="preserve">Native </w:t>
+        <w:t xml:space="preserve">Native SQL: </w:t>
+      </w:r>
+      <w:r>
+        <w:t>@</w:t>
       </w:r>
       <w:proofErr w:type="gramStart"/>
       <w:r>
-        <w:rPr>
-          <w:b/>
-          <w:bCs/>
-        </w:rPr>
-        <w:t xml:space="preserve">SQL: </w:t>
-      </w:r>
-      <w:r>
-        <w:t>@Query(</w:t>
+        <w:t>Query(</w:t>
       </w:r>
       <w:proofErr w:type="gramEnd"/>
       <w:r>
@@ -4410,11 +4040,9 @@
       </w:pPr>
     </w:p>
     <w:p>
-      <w:proofErr w:type="gramStart"/>
       <w:r>
         <w:t>@Param</w:t>
       </w:r>
-      <w:proofErr w:type="gramEnd"/>
     </w:p>
     <w:p>
       <w:pPr>
@@ -4441,15 +4069,7 @@
         <w:t xml:space="preserve">Used on: </w:t>
       </w:r>
       <w:r>
-        <w:t xml:space="preserve">Method parameters in repository methods </w:t>
-      </w:r>
-      <w:proofErr w:type="gramStart"/>
-      <w:r>
-        <w:t>with @</w:t>
-      </w:r>
-      <w:proofErr w:type="gramEnd"/>
-      <w:r>
-        <w:t>Query</w:t>
+        <w:t>Method parameters in repository methods with @Query</w:t>
       </w:r>
     </w:p>
     <w:p>
@@ -4461,27 +4081,22 @@
         </w:numPr>
         <w:spacing w:before="60" w:after="60"/>
       </w:pPr>
+      <w:r>
+        <w:rPr>
+          <w:b/>
+          <w:bCs/>
+        </w:rPr>
+        <w:t xml:space="preserve">Example: </w:t>
+      </w:r>
+      <w:r>
+        <w:t xml:space="preserve">@Param("name") String name → binds </w:t>
+      </w:r>
       <w:proofErr w:type="gramStart"/>
       <w:r>
-        <w:rPr>
-          <w:b/>
-          <w:bCs/>
-        </w:rPr>
-        <w:t xml:space="preserve">Example: </w:t>
-      </w:r>
-      <w:r>
-        <w:t>@</w:t>
+        <w:t>to :name</w:t>
       </w:r>
       <w:proofErr w:type="gramEnd"/>
       <w:r>
-        <w:t xml:space="preserve">Param("name") String name → binds </w:t>
-      </w:r>
-      <w:proofErr w:type="gramStart"/>
-      <w:r>
-        <w:t>to :name</w:t>
-      </w:r>
-      <w:proofErr w:type="gramEnd"/>
-      <w:r>
         <w:t xml:space="preserve"> in the query</w:t>
       </w:r>
     </w:p>
@@ -4501,35 +4116,17 @@
       </w:pPr>
     </w:p>
     <w:p>
-      <w:proofErr w:type="gramStart"/>
+      <w:r>
+        <w:t>@Modifying</w:t>
+      </w:r>
+    </w:p>
+    <w:p>
+      <w:pPr>
+        <w:spacing w:before="60" w:after="60"/>
+      </w:pPr>
       <w:r>
         <w:lastRenderedPageBreak/>
-        <w:t>@Modifying</w:t>
-      </w:r>
-      <w:proofErr w:type="gramEnd"/>
-    </w:p>
-    <w:p>
-      <w:pPr>
-        <w:spacing w:before="60" w:after="60"/>
-      </w:pPr>
-      <w:r>
-        <w:t xml:space="preserve">Used </w:t>
-      </w:r>
-      <w:proofErr w:type="gramStart"/>
-      <w:r>
-        <w:t>with @</w:t>
-      </w:r>
-      <w:proofErr w:type="gramEnd"/>
-      <w:r>
-        <w:t xml:space="preserve">Query when the query performs an UPDATE or DELETE operation (not just SELECT). Required for </w:t>
-      </w:r>
-      <w:proofErr w:type="gramStart"/>
-      <w:r>
-        <w:t>write</w:t>
-      </w:r>
-      <w:proofErr w:type="gramEnd"/>
-      <w:r>
-        <w:t xml:space="preserve"> operations in repositories.</w:t>
+        <w:t>Used with @Query when the query performs an UPDATE or DELETE operation (not just SELECT). Required for write operations in repositories.</w:t>
       </w:r>
     </w:p>
     <w:p>
@@ -4549,15 +4146,7 @@
         <w:t xml:space="preserve">Used on: </w:t>
       </w:r>
       <w:r>
-        <w:t xml:space="preserve">Repository methods </w:t>
-      </w:r>
-      <w:proofErr w:type="gramStart"/>
-      <w:r>
-        <w:t>with @</w:t>
-      </w:r>
-      <w:proofErr w:type="gramEnd"/>
-      <w:r>
-        <w:t>Query that modify data</w:t>
+        <w:t>Repository methods with @Query that modify data</w:t>
       </w:r>
     </w:p>
     <w:p>
@@ -4574,23 +4163,7 @@
           <w:b/>
           <w:bCs/>
         </w:rPr>
-        <w:t xml:space="preserve">Must pair </w:t>
-      </w:r>
-      <w:proofErr w:type="gramStart"/>
-      <w:r>
-        <w:rPr>
-          <w:b/>
-          <w:bCs/>
-        </w:rPr>
-        <w:t>with:</w:t>
-      </w:r>
-      <w:proofErr w:type="gramEnd"/>
-      <w:r>
-        <w:rPr>
-          <w:b/>
-          <w:bCs/>
-        </w:rPr>
-        <w:t xml:space="preserve"> </w:t>
+        <w:t xml:space="preserve">Must pair with: </w:t>
       </w:r>
       <w:r>
         <w:t>@Transactional on the same method or service</w:t>
@@ -4659,15 +4232,7 @@
         <w:t xml:space="preserve">Usually: </w:t>
       </w:r>
       <w:r>
-        <w:t xml:space="preserve">Not needed if </w:t>
-      </w:r>
-      <w:proofErr w:type="gramStart"/>
-      <w:r>
-        <w:t>using @SpringBootApplication —</w:t>
-      </w:r>
-      <w:proofErr w:type="gramEnd"/>
-      <w:r>
-        <w:t xml:space="preserve"> auto-configured</w:t>
+        <w:t>Not needed if using @SpringBootApplication — auto-configured</w:t>
       </w:r>
     </w:p>
     <w:p>
@@ -4717,15 +4282,7 @@
         <w:spacing w:before="60" w:after="60"/>
       </w:pPr>
       <w:r>
-        <w:t xml:space="preserve">Turns a Spring Boot application into a Eureka Service Registry Server. All other microservices </w:t>
-      </w:r>
-      <w:proofErr w:type="gramStart"/>
-      <w:r>
-        <w:t>register themselves</w:t>
-      </w:r>
-      <w:proofErr w:type="gramEnd"/>
-      <w:r>
-        <w:t xml:space="preserve"> here.</w:t>
+        <w:t>Turns a Spring Boot application into a Eureka Service Registry Server. All other microservices register themselves here.</w:t>
       </w:r>
     </w:p>
     <w:p>
@@ -4863,13 +4420,8 @@
         <w:t xml:space="preserve">Spring Boot 4.x: </w:t>
       </w:r>
       <w:r>
-        <w:t xml:space="preserve">Removed — just add </w:t>
-      </w:r>
-      <w:proofErr w:type="gramStart"/>
-      <w:r>
-        <w:t>the dependency</w:t>
-      </w:r>
-      <w:proofErr w:type="gramEnd"/>
+        <w:t>Removed — just add the dependency</w:t>
+      </w:r>
     </w:p>
     <w:p>
       <w:pPr>
@@ -4877,11 +4429,9 @@
       </w:pPr>
     </w:p>
     <w:p>
-      <w:proofErr w:type="gramStart"/>
       <w:r>
         <w:t>@EnableDiscoveryClient</w:t>
       </w:r>
-      <w:proofErr w:type="gramEnd"/>
     </w:p>
     <w:p>
       <w:pPr>
@@ -4925,23 +4475,7 @@
           <w:b/>
           <w:bCs/>
         </w:rPr>
-        <w:t xml:space="preserve">Why use </w:t>
-      </w:r>
-      <w:proofErr w:type="gramStart"/>
-      <w:r>
-        <w:rPr>
-          <w:b/>
-          <w:bCs/>
-        </w:rPr>
-        <w:t>over @</w:t>
-      </w:r>
-      <w:proofErr w:type="gramEnd"/>
-      <w:r>
-        <w:rPr>
-          <w:b/>
-          <w:bCs/>
-        </w:rPr>
-        <w:t xml:space="preserve">EnableEurekaClient: </w:t>
+        <w:t xml:space="preserve">Why use over @EnableEurekaClient: </w:t>
       </w:r>
       <w:r>
         <w:t>Works with any discovery server — more flexible</w:t>
@@ -4953,11 +4487,9 @@
       </w:pPr>
     </w:p>
     <w:p>
-      <w:proofErr w:type="gramStart"/>
       <w:r>
         <w:t>@FeignClient</w:t>
       </w:r>
-      <w:proofErr w:type="gramEnd"/>
     </w:p>
     <w:p>
       <w:pPr>
@@ -5021,7 +4553,6 @@
           <w:b/>
           <w:bCs/>
         </w:rPr>
-        <w:lastRenderedPageBreak/>
         <w:t xml:space="preserve">url: </w:t>
       </w:r>
       <w:r>
@@ -5042,23 +4573,8 @@
           <w:b/>
           <w:bCs/>
         </w:rPr>
-        <w:t xml:space="preserve">Why over </w:t>
-      </w:r>
-      <w:proofErr w:type="spellStart"/>
-      <w:r>
-        <w:rPr>
-          <w:b/>
-          <w:bCs/>
-        </w:rPr>
-        <w:t>RestTemplate</w:t>
-      </w:r>
-      <w:proofErr w:type="spellEnd"/>
-      <w:r>
-        <w:rPr>
-          <w:b/>
-          <w:bCs/>
-        </w:rPr>
-        <w:t xml:space="preserve">: </w:t>
+        <w:lastRenderedPageBreak/>
+        <w:t xml:space="preserve">Why over RestTemplate: </w:t>
       </w:r>
       <w:r>
         <w:t>Much less code — just define a method, Feign does the rest</w:t>
@@ -5079,15 +4595,7 @@
         <w:spacing w:before="60" w:after="60"/>
       </w:pPr>
       <w:r>
-        <w:t xml:space="preserve">Enables scanning </w:t>
-      </w:r>
-      <w:proofErr w:type="gramStart"/>
-      <w:r>
-        <w:t>of @</w:t>
-      </w:r>
-      <w:proofErr w:type="gramEnd"/>
-      <w:r>
-        <w:t xml:space="preserve">FeignClient interfaces and creates beans for them. Without this, </w:t>
+        <w:t xml:space="preserve">Enables scanning of @FeignClient interfaces and creates beans for them. Without this, </w:t>
       </w:r>
       <w:proofErr w:type="gramStart"/>
       <w:r>
@@ -5144,34 +4652,16 @@
       </w:pPr>
     </w:p>
     <w:p>
-      <w:proofErr w:type="gramStart"/>
       <w:r>
         <w:t>@LoadBalanced</w:t>
       </w:r>
-      <w:proofErr w:type="gramEnd"/>
-    </w:p>
-    <w:p>
-      <w:pPr>
-        <w:spacing w:before="60" w:after="60"/>
-      </w:pPr>
-      <w:r>
-        <w:t xml:space="preserve">Used on a </w:t>
-      </w:r>
-      <w:proofErr w:type="spellStart"/>
-      <w:r>
-        <w:t>RestTemplate</w:t>
-      </w:r>
-      <w:proofErr w:type="spellEnd"/>
-      <w:r>
-        <w:t xml:space="preserve"> or </w:t>
-      </w:r>
-      <w:proofErr w:type="spellStart"/>
-      <w:r>
-        <w:t>WebClient</w:t>
-      </w:r>
-      <w:proofErr w:type="spellEnd"/>
-      <w:r>
-        <w:t xml:space="preserve"> bean to enable client-side load balancing via Eureka. Allows using service names (lb://servicename) instead of hardcoded IPs.</w:t>
+    </w:p>
+    <w:p>
+      <w:pPr>
+        <w:spacing w:before="60" w:after="60"/>
+      </w:pPr>
+      <w:r>
+        <w:t>Used on a RestTemplate or WebClient bean to enable client-side load balancing via Eureka. Allows using service names (lb://servicename) instead of hardcoded IPs.</w:t>
       </w:r>
     </w:p>
     <w:p>
@@ -5188,34 +4678,10 @@
           <w:b/>
           <w:bCs/>
         </w:rPr>
-        <w:t xml:space="preserve">Used </w:t>
-      </w:r>
-      <w:proofErr w:type="gramStart"/>
-      <w:r>
-        <w:rPr>
-          <w:b/>
-          <w:bCs/>
-        </w:rPr>
-        <w:t>on:</w:t>
-      </w:r>
-      <w:proofErr w:type="gramEnd"/>
-      <w:r>
-        <w:rPr>
-          <w:b/>
-          <w:bCs/>
-        </w:rPr>
-        <w:t xml:space="preserve"> </w:t>
-      </w:r>
-      <w:r>
-        <w:t xml:space="preserve">@Bean </w:t>
-      </w:r>
-      <w:proofErr w:type="spellStart"/>
-      <w:r>
-        <w:t>RestTemplate</w:t>
-      </w:r>
-      <w:proofErr w:type="spellEnd"/>
-      <w:r>
-        <w:t xml:space="preserve"> method</w:t>
+        <w:t xml:space="preserve">Used on: </w:t>
+      </w:r>
+      <w:r>
+        <w:t>@Bean RestTemplate method</w:t>
       </w:r>
     </w:p>
     <w:p>
@@ -5348,15 +4814,7 @@
         <w:spacing w:before="60" w:after="60"/>
       </w:pPr>
       <w:r>
-        <w:t xml:space="preserve">Enables method-level security annotations </w:t>
-      </w:r>
-      <w:proofErr w:type="gramStart"/>
-      <w:r>
-        <w:t>like @PreAuthorize, @</w:t>
-      </w:r>
-      <w:proofErr w:type="gramEnd"/>
-      <w:r>
-        <w:t>PostAuthorize etc.</w:t>
+        <w:t>Enables method-level security annotations like @PreAuthorize, @PostAuthorize etc.</w:t>
       </w:r>
     </w:p>
     <w:p>
@@ -5385,11 +4843,9 @@
       </w:pPr>
     </w:p>
     <w:p>
-      <w:proofErr w:type="gramStart"/>
       <w:r>
         <w:t>@PreAuthorize</w:t>
       </w:r>
-      <w:proofErr w:type="gramEnd"/>
     </w:p>
     <w:p>
       <w:pPr>
@@ -5428,7 +4884,6 @@
         </w:numPr>
         <w:spacing w:before="60" w:after="60"/>
       </w:pPr>
-      <w:proofErr w:type="gramStart"/>
       <w:r>
         <w:rPr>
           <w:b/>
@@ -5437,11 +4892,7 @@
         <w:t xml:space="preserve">Example: </w:t>
       </w:r>
       <w:r>
-        <w:t>@</w:t>
-      </w:r>
-      <w:proofErr w:type="gramEnd"/>
-      <w:r>
-        <w:t>PreAuthorize("hasRole('ADMIN')") → only ADMIN can call this</w:t>
+        <w:t>@PreAuthorize("hasRole('ADMIN')") → only ADMIN can call this</w:t>
       </w:r>
     </w:p>
     <w:p>
@@ -5450,11 +4901,9 @@
       </w:pPr>
     </w:p>
     <w:p>
-      <w:proofErr w:type="gramStart"/>
       <w:r>
         <w:t>@PostAuthorize</w:t>
       </w:r>
-      <w:proofErr w:type="gramEnd"/>
     </w:p>
     <w:p>
       <w:pPr>
@@ -5471,27 +4920,17 @@
     </w:p>
     <w:p/>
     <w:p>
-      <w:proofErr w:type="gramStart"/>
+      <w:r>
+        <w:t>@Secured</w:t>
+      </w:r>
+    </w:p>
+    <w:p>
+      <w:pPr>
+        <w:spacing w:before="60" w:after="60"/>
+      </w:pPr>
       <w:r>
         <w:lastRenderedPageBreak/>
-        <w:t>@Secured</w:t>
-      </w:r>
-      <w:proofErr w:type="gramEnd"/>
-    </w:p>
-    <w:p>
-      <w:pPr>
-        <w:spacing w:before="60" w:after="60"/>
-      </w:pPr>
-      <w:r>
-        <w:t xml:space="preserve">Restricts access to a method to specific roles. Simpler but less powerful </w:t>
-      </w:r>
-      <w:proofErr w:type="gramStart"/>
-      <w:r>
-        <w:t>than @</w:t>
-      </w:r>
-      <w:proofErr w:type="gramEnd"/>
-      <w:r>
-        <w:t>PreAuthorize.</w:t>
+        <w:t>Restricts access to a method to specific roles. Simpler but less powerful than @PreAuthorize.</w:t>
       </w:r>
     </w:p>
     <w:p>
@@ -6193,15 +5632,7 @@
           </w:tcPr>
           <w:p>
             <w:r>
-              <w:t xml:space="preserve">Default </w:t>
-            </w:r>
-            <w:proofErr w:type="gramStart"/>
-            <w:r>
-              <w:t>bean</w:t>
-            </w:r>
-            <w:proofErr w:type="gramEnd"/>
-            <w:r>
-              <w:t xml:space="preserve"> when multiple exist</w:t>
+              <w:t>Default bean when multiple exist</w:t>
             </w:r>
           </w:p>
         </w:tc>
@@ -6272,15 +5703,7 @@
           </w:tcPr>
           <w:p>
             <w:r>
-              <w:t xml:space="preserve">Declare a bean </w:t>
-            </w:r>
-            <w:proofErr w:type="gramStart"/>
-            <w:r>
-              <w:t>in @</w:t>
-            </w:r>
-            <w:proofErr w:type="gramEnd"/>
-            <w:r>
-              <w:t>Configuration class</w:t>
+              <w:t>Declare a bean in @Configuration class</w:t>
             </w:r>
           </w:p>
         </w:tc>
@@ -7235,7 +6658,6 @@
           </w:tcPr>
           <w:p>
             <w:r>
-              <w:lastRenderedPageBreak/>
               <w:t>@RequestBody</w:t>
             </w:r>
           </w:p>
@@ -7307,6 +6729,7 @@
           </w:tcPr>
           <w:p>
             <w:r>
+              <w:lastRenderedPageBreak/>
               <w:t>@ResponseBody</w:t>
             </w:r>
           </w:p>
@@ -9341,13 +8764,8 @@
           </w:tcPr>
           <w:p>
             <w:r>
-              <w:t xml:space="preserve">Enable load-balanced </w:t>
-            </w:r>
-            <w:proofErr w:type="spellStart"/>
-            <w:r>
-              <w:t>RestTemplate</w:t>
-            </w:r>
-            <w:proofErr w:type="spellEnd"/>
+              <w:t>Enable load-balanced RestTemplate</w:t>
+            </w:r>
           </w:p>
         </w:tc>
       </w:tr>
@@ -9371,7 +8789,6 @@
           </w:tcPr>
           <w:p>
             <w:r>
-              <w:lastRenderedPageBreak/>
               <w:t>@PreAuthorize</w:t>
             </w:r>
           </w:p>
@@ -9443,6 +8860,7 @@
           </w:tcPr>
           <w:p>
             <w:r>
+              <w:lastRenderedPageBreak/>
               <w:t>@Secured</w:t>
             </w:r>
           </w:p>
@@ -9497,21 +8915,2126 @@
     </w:tbl>
     <w:p>
       <w:pPr>
-        <w:spacing w:before="80" w:after="80"/>
-      </w:pPr>
-    </w:p>
-    <w:p>
-      <w:pPr>
-        <w:pBdr>
-          <w:bottom w:val="single" w:sz="8" w:space="1" w:color="1F4E79"/>
-        </w:pBdr>
         <w:spacing w:before="200" w:after="200"/>
       </w:pPr>
+      <w:r>
+        <w:rPr>
+          <w:lang w:val="en-IN"/>
+        </w:rPr>
+        <w:pict w14:anchorId="40F99AD7">
+          <v:rect id="_x0000_i1073" style="width:0;height:1.5pt" o:hralign="center" o:hrstd="t" o:hr="t" fillcolor="#a0a0a0" stroked="f"/>
+        </w:pict>
+      </w:r>
     </w:p>
     <w:p>
       <w:pPr>
         <w:spacing w:before="200" w:after="200"/>
-        <w:jc w:val="center"/>
+        <w:rPr>
+          <w:b/>
+          <w:bCs/>
+          <w:lang w:val="en-IN"/>
+        </w:rPr>
+      </w:pPr>
+      <w:r>
+        <w:rPr>
+          <w:b/>
+          <w:bCs/>
+          <w:lang w:val="en-IN"/>
+        </w:rPr>
+        <w:t>Cross Origin (CORS)</w:t>
+      </w:r>
+    </w:p>
+    <w:p>
+      <w:pPr>
+        <w:spacing w:before="200" w:after="200"/>
+        <w:rPr>
+          <w:lang w:val="en-IN"/>
+        </w:rPr>
+      </w:pPr>
+      <w:r>
+        <w:rPr>
+          <w:b/>
+          <w:bCs/>
+          <w:lang w:val="en-IN"/>
+        </w:rPr>
+        <w:t>CORS (Cross-Origin Resource Sharing)</w:t>
+      </w:r>
+      <w:r>
+        <w:rPr>
+          <w:lang w:val="en-IN"/>
+        </w:rPr>
+        <w:t xml:space="preserve"> is a security mechanism used by browsers that allows or restricts web applications running on one domain to access resources from another domain.</w:t>
+      </w:r>
+    </w:p>
+    <w:p>
+      <w:pPr>
+        <w:spacing w:before="200" w:after="200"/>
+        <w:rPr>
+          <w:lang w:val="en-IN"/>
+        </w:rPr>
+      </w:pPr>
+      <w:r>
+        <w:rPr>
+          <w:lang w:val="en-IN"/>
+        </w:rPr>
+        <w:t>Normally, browsers block requests coming from a different origin (domain, port, or protocol). CORS allows the server to specify which origins are permitted to access its resources.</w:t>
+      </w:r>
+    </w:p>
+    <w:p>
+      <w:pPr>
+        <w:spacing w:before="200" w:after="200"/>
+        <w:rPr>
+          <w:lang w:val="en-IN"/>
+        </w:rPr>
+      </w:pPr>
+      <w:r>
+        <w:rPr>
+          <w:lang w:val="en-IN"/>
+        </w:rPr>
+        <w:t>Used on: Controllers or APIs in Spring Boot</w:t>
+      </w:r>
+      <w:r>
+        <w:rPr>
+          <w:lang w:val="en-IN"/>
+        </w:rPr>
+        <w:br/>
+        <w:t>Why: Allows frontend applications (React, Angular, etc.) running on different ports to call backend APIs</w:t>
+      </w:r>
+    </w:p>
+    <w:p>
+      <w:pPr>
+        <w:spacing w:before="200" w:after="200"/>
+        <w:rPr>
+          <w:lang w:val="en-IN"/>
+        </w:rPr>
+      </w:pPr>
+      <w:r>
+        <w:rPr>
+          <w:lang w:val="en-IN"/>
+        </w:rPr>
+        <w:drawing>
+          <wp:inline distT="0" distB="0" distL="0" distR="0" wp14:anchorId="47777511" wp14:editId="4CD2F6FA">
+            <wp:extent cx="5839640" cy="1991003"/>
+            <wp:effectExtent l="0" t="0" r="8890" b="9525"/>
+            <wp:docPr id="2122601603" name="Picture 1"/>
+            <wp:cNvGraphicFramePr>
+              <a:graphicFrameLocks xmlns:a="http://schemas.openxmlformats.org/drawingml/2006/main" noChangeAspect="1"/>
+            </wp:cNvGraphicFramePr>
+            <a:graphic xmlns:a="http://schemas.openxmlformats.org/drawingml/2006/main">
+              <a:graphicData uri="http://schemas.openxmlformats.org/drawingml/2006/picture">
+                <pic:pic xmlns:pic="http://schemas.openxmlformats.org/drawingml/2006/picture">
+                  <pic:nvPicPr>
+                    <pic:cNvPr id="2122601603" name=""/>
+                    <pic:cNvPicPr/>
+                  </pic:nvPicPr>
+                  <pic:blipFill>
+                    <a:blip r:embed="rId5"/>
+                    <a:stretch>
+                      <a:fillRect/>
+                    </a:stretch>
+                  </pic:blipFill>
+                  <pic:spPr>
+                    <a:xfrm>
+                      <a:off x="0" y="0"/>
+                      <a:ext cx="5839640" cy="1991003"/>
+                    </a:xfrm>
+                    <a:prstGeom prst="rect">
+                      <a:avLst/>
+                    </a:prstGeom>
+                  </pic:spPr>
+                </pic:pic>
+              </a:graphicData>
+            </a:graphic>
+          </wp:inline>
+        </w:drawing>
+      </w:r>
+      <w:r>
+        <w:rPr>
+          <w:lang w:val="en-IN"/>
+        </w:rPr>
+        <w:t>Without CORS → Browser blocks the request</w:t>
+      </w:r>
+      <w:r>
+        <w:rPr>
+          <w:lang w:val="en-IN"/>
+        </w:rPr>
+        <w:br/>
+        <w:t>With CORS → Request is allowed from the specified origin</w:t>
+      </w:r>
+    </w:p>
+    <w:p>
+      <w:pPr>
+        <w:spacing w:before="200" w:after="200"/>
+        <w:rPr>
+          <w:lang w:val="en-IN"/>
+        </w:rPr>
+      </w:pPr>
+      <w:r>
+        <w:rPr>
+          <w:lang w:val="en-IN"/>
+        </w:rPr>
+        <w:pict w14:anchorId="688E8146">
+          <v:rect id="_x0000_i1061" style="width:0;height:1.5pt" o:hralign="center" o:hrstd="t" o:hr="t" fillcolor="#a0a0a0" stroked="f"/>
+        </w:pict>
+      </w:r>
+    </w:p>
+    <w:p>
+      <w:pPr>
+        <w:spacing w:before="200" w:after="200"/>
+        <w:rPr>
+          <w:b/>
+          <w:bCs/>
+          <w:lang w:val="en-IN"/>
+        </w:rPr>
+      </w:pPr>
+      <w:r>
+        <w:rPr>
+          <w:b/>
+          <w:bCs/>
+          <w:lang w:val="en-IN"/>
+        </w:rPr>
+        <w:t>CSRF Token</w:t>
+      </w:r>
+    </w:p>
+    <w:p>
+      <w:pPr>
+        <w:spacing w:before="200" w:after="200"/>
+        <w:rPr>
+          <w:lang w:val="en-IN"/>
+        </w:rPr>
+      </w:pPr>
+      <w:r>
+        <w:rPr>
+          <w:b/>
+          <w:bCs/>
+          <w:lang w:val="en-IN"/>
+        </w:rPr>
+        <w:t>CSRF (Cross-Site Request Forgery)</w:t>
+      </w:r>
+      <w:r>
+        <w:rPr>
+          <w:lang w:val="en-IN"/>
+        </w:rPr>
+        <w:t xml:space="preserve"> is a type of attack where a malicious website tricks a user’s browser into performing unwanted actions on a trusted website where the user is authenticated.</w:t>
+      </w:r>
+    </w:p>
+    <w:p>
+      <w:pPr>
+        <w:spacing w:before="200" w:after="200"/>
+        <w:rPr>
+          <w:lang w:val="en-IN"/>
+        </w:rPr>
+      </w:pPr>
+      <w:r>
+        <w:rPr>
+          <w:lang w:val="en-IN"/>
+        </w:rPr>
+        <w:t xml:space="preserve">A </w:t>
+      </w:r>
+      <w:r>
+        <w:rPr>
+          <w:b/>
+          <w:bCs/>
+          <w:lang w:val="en-IN"/>
+        </w:rPr>
+        <w:t>CSRF Token</w:t>
+      </w:r>
+      <w:r>
+        <w:rPr>
+          <w:lang w:val="en-IN"/>
+        </w:rPr>
+        <w:t xml:space="preserve"> is a unique, random value generated by the server and sent with each request to verify that the request is coming from a legitimate user.</w:t>
+      </w:r>
+    </w:p>
+    <w:p>
+      <w:pPr>
+        <w:spacing w:before="200" w:after="200"/>
+        <w:rPr>
+          <w:lang w:val="en-IN"/>
+        </w:rPr>
+      </w:pPr>
+      <w:r>
+        <w:rPr>
+          <w:lang w:val="en-IN"/>
+        </w:rPr>
+        <w:t>Used in: Spring Security applications</w:t>
+      </w:r>
+      <w:r>
+        <w:rPr>
+          <w:lang w:val="en-IN"/>
+        </w:rPr>
+        <w:br/>
+        <w:t>Why: Protects applications from unauthorized requests made by attackers</w:t>
+      </w:r>
+    </w:p>
+    <w:p>
+      <w:pPr>
+        <w:spacing w:before="200" w:after="200"/>
+        <w:rPr>
+          <w:lang w:val="en-IN"/>
+        </w:rPr>
+      </w:pPr>
+      <w:r>
+        <w:rPr>
+          <w:lang w:val="en-IN"/>
+        </w:rPr>
+        <w:t>Example:</w:t>
+      </w:r>
+    </w:p>
+    <w:p>
+      <w:pPr>
+        <w:spacing w:before="200" w:after="200"/>
+        <w:rPr>
+          <w:lang w:val="en-IN"/>
+        </w:rPr>
+      </w:pPr>
+      <w:r>
+        <w:rPr>
+          <w:lang w:val="en-IN"/>
+        </w:rPr>
+        <w:t>Spring Security automatically generates CSRF tokens for forms and verifies them during POST, PUT, DELETE requests.</w:t>
+      </w:r>
+    </w:p>
+    <w:p>
+      <w:pPr>
+        <w:spacing w:before="200" w:after="200"/>
+        <w:rPr>
+          <w:lang w:val="en-IN"/>
+        </w:rPr>
+      </w:pPr>
+      <w:proofErr w:type="gramStart"/>
+      <w:r>
+        <w:rPr>
+          <w:lang w:val="en-IN"/>
+        </w:rPr>
+        <w:t>http.csrf</w:t>
+      </w:r>
+      <w:proofErr w:type="gramEnd"/>
+      <w:r>
+        <w:rPr>
+          <w:lang w:val="en-IN"/>
+        </w:rPr>
+        <w:t>(</w:t>
+      </w:r>
+      <w:proofErr w:type="gramStart"/>
+      <w:r>
+        <w:rPr>
+          <w:lang w:val="en-IN"/>
+        </w:rPr>
+        <w:t>).disable</w:t>
+      </w:r>
+      <w:proofErr w:type="gramEnd"/>
+      <w:r>
+        <w:rPr>
+          <w:lang w:val="en-IN"/>
+        </w:rPr>
+        <w:t>();</w:t>
+      </w:r>
+    </w:p>
+    <w:p>
+      <w:pPr>
+        <w:spacing w:before="200" w:after="200"/>
+        <w:rPr>
+          <w:lang w:val="en-IN"/>
+        </w:rPr>
+      </w:pPr>
+      <w:r>
+        <w:rPr>
+          <w:lang w:val="en-IN"/>
+        </w:rPr>
+        <w:lastRenderedPageBreak/>
+        <w:t xml:space="preserve">Note: In </w:t>
+      </w:r>
+      <w:r>
+        <w:rPr>
+          <w:b/>
+          <w:bCs/>
+          <w:lang w:val="en-IN"/>
+        </w:rPr>
+        <w:t>REST APIs</w:t>
+      </w:r>
+      <w:r>
+        <w:rPr>
+          <w:lang w:val="en-IN"/>
+        </w:rPr>
+        <w:t xml:space="preserve">, CSRF is often disabled because APIs usually use </w:t>
+      </w:r>
+      <w:r>
+        <w:rPr>
+          <w:b/>
+          <w:bCs/>
+          <w:lang w:val="en-IN"/>
+        </w:rPr>
+        <w:t>JWT tokens or OAuth authentication instead of session cookies</w:t>
+      </w:r>
+      <w:r>
+        <w:rPr>
+          <w:lang w:val="en-IN"/>
+        </w:rPr>
+        <w:t>.</w:t>
+      </w:r>
+    </w:p>
+    <w:p>
+      <w:pPr>
+        <w:spacing w:before="200" w:after="200"/>
+        <w:rPr>
+          <w:lang w:val="en-IN"/>
+        </w:rPr>
+      </w:pPr>
+      <w:r>
+        <w:rPr>
+          <w:lang w:val="en-IN"/>
+        </w:rPr>
+        <w:pict w14:anchorId="3E02473A">
+          <v:rect id="_x0000_i1062" style="width:0;height:1.5pt" o:hralign="center" o:hrstd="t" o:hr="t" fillcolor="#a0a0a0" stroked="f"/>
+        </w:pict>
+      </w:r>
+    </w:p>
+    <w:p>
+      <w:pPr>
+        <w:spacing w:before="200" w:after="200"/>
+        <w:rPr>
+          <w:b/>
+          <w:bCs/>
+          <w:lang w:val="en-IN"/>
+        </w:rPr>
+      </w:pPr>
+      <w:r>
+        <w:rPr>
+          <w:b/>
+          <w:bCs/>
+          <w:lang w:val="en-IN"/>
+        </w:rPr>
+        <w:t>Spring Boot Actuator</w:t>
+      </w:r>
+    </w:p>
+    <w:p>
+      <w:pPr>
+        <w:spacing w:before="200" w:after="200"/>
+        <w:rPr>
+          <w:lang w:val="en-IN"/>
+        </w:rPr>
+      </w:pPr>
+      <w:r>
+        <w:rPr>
+          <w:b/>
+          <w:bCs/>
+          <w:lang w:val="en-IN"/>
+        </w:rPr>
+        <w:t>Spring Boot Actuator</w:t>
+      </w:r>
+      <w:r>
+        <w:rPr>
+          <w:lang w:val="en-IN"/>
+        </w:rPr>
+        <w:t xml:space="preserve"> provides production-ready features that help monitor and manage a Spring Boot application.</w:t>
+      </w:r>
+    </w:p>
+    <w:p>
+      <w:pPr>
+        <w:spacing w:before="200" w:after="200"/>
+        <w:rPr>
+          <w:lang w:val="en-IN"/>
+        </w:rPr>
+      </w:pPr>
+      <w:r>
+        <w:rPr>
+          <w:lang w:val="en-IN"/>
+        </w:rPr>
+        <w:t>It exposes several built-in endpoints that provide information about the application such as health status, metrics, environment variables, and application configuration.</w:t>
+      </w:r>
+    </w:p>
+    <w:p>
+      <w:pPr>
+        <w:spacing w:before="200" w:after="200"/>
+        <w:rPr>
+          <w:lang w:val="en-IN"/>
+        </w:rPr>
+      </w:pPr>
+      <w:r>
+        <w:rPr>
+          <w:lang w:val="en-IN"/>
+        </w:rPr>
+        <w:t>Used for: Monitoring and managing Spring Boot applications</w:t>
+      </w:r>
+      <w:r>
+        <w:rPr>
+          <w:lang w:val="en-IN"/>
+        </w:rPr>
+        <w:br/>
+        <w:t>Why: Helps developers and administrators check application health and performance</w:t>
+      </w:r>
+    </w:p>
+    <w:p>
+      <w:pPr>
+        <w:spacing w:before="200" w:after="200"/>
+        <w:rPr>
+          <w:lang w:val="en-IN"/>
+        </w:rPr>
+      </w:pPr>
+      <w:r>
+        <w:rPr>
+          <w:lang w:val="en-IN"/>
+        </w:rPr>
+        <w:t>Common Actuator Endpoints</w:t>
+      </w:r>
+    </w:p>
+    <w:tbl>
+      <w:tblPr>
+        <w:tblW w:w="0" w:type="auto"/>
+        <w:tblCellSpacing w:w="15" w:type="dxa"/>
+        <w:tblCellMar>
+          <w:top w:w="15" w:type="dxa"/>
+          <w:left w:w="15" w:type="dxa"/>
+          <w:bottom w:w="15" w:type="dxa"/>
+          <w:right w:w="15" w:type="dxa"/>
+        </w:tblCellMar>
+        <w:tblLook w:val="04A0" w:firstRow="1" w:lastRow="0" w:firstColumn="1" w:lastColumn="0" w:noHBand="0" w:noVBand="1"/>
+      </w:tblPr>
+      <w:tblGrid>
+        <w:gridCol w:w="1702"/>
+        <w:gridCol w:w="3218"/>
+      </w:tblGrid>
+      <w:tr>
+        <w:trPr>
+          <w:tblHeader/>
+          <w:tblCellSpacing w:w="15" w:type="dxa"/>
+        </w:trPr>
+        <w:tc>
+          <w:tcPr>
+            <w:tcW w:w="0" w:type="auto"/>
+            <w:vAlign w:val="center"/>
+            <w:hideMark/>
+          </w:tcPr>
+          <w:p>
+            <w:pPr>
+              <w:spacing w:before="200" w:after="200"/>
+              <w:rPr>
+                <w:b/>
+                <w:bCs/>
+                <w:lang w:val="en-IN"/>
+              </w:rPr>
+            </w:pPr>
+            <w:r>
+              <w:rPr>
+                <w:b/>
+                <w:bCs/>
+                <w:lang w:val="en-IN"/>
+              </w:rPr>
+              <w:t>Endpoint</w:t>
+            </w:r>
+          </w:p>
+        </w:tc>
+        <w:tc>
+          <w:tcPr>
+            <w:tcW w:w="0" w:type="auto"/>
+            <w:vAlign w:val="center"/>
+            <w:hideMark/>
+          </w:tcPr>
+          <w:p>
+            <w:pPr>
+              <w:spacing w:before="200" w:after="200"/>
+              <w:rPr>
+                <w:b/>
+                <w:bCs/>
+                <w:lang w:val="en-IN"/>
+              </w:rPr>
+            </w:pPr>
+            <w:r>
+              <w:rPr>
+                <w:b/>
+                <w:bCs/>
+                <w:lang w:val="en-IN"/>
+              </w:rPr>
+              <w:t>Purpose</w:t>
+            </w:r>
+          </w:p>
+        </w:tc>
+      </w:tr>
+      <w:tr>
+        <w:trPr>
+          <w:tblCellSpacing w:w="15" w:type="dxa"/>
+        </w:trPr>
+        <w:tc>
+          <w:tcPr>
+            <w:tcW w:w="0" w:type="auto"/>
+            <w:vAlign w:val="center"/>
+            <w:hideMark/>
+          </w:tcPr>
+          <w:p>
+            <w:pPr>
+              <w:spacing w:before="200" w:after="200"/>
+              <w:rPr>
+                <w:lang w:val="en-IN"/>
+              </w:rPr>
+            </w:pPr>
+            <w:r>
+              <w:rPr>
+                <w:lang w:val="en-IN"/>
+              </w:rPr>
+              <w:t>/actuator/health</w:t>
+            </w:r>
+          </w:p>
+        </w:tc>
+        <w:tc>
+          <w:tcPr>
+            <w:tcW w:w="0" w:type="auto"/>
+            <w:vAlign w:val="center"/>
+            <w:hideMark/>
+          </w:tcPr>
+          <w:p>
+            <w:pPr>
+              <w:spacing w:before="200" w:after="200"/>
+              <w:rPr>
+                <w:lang w:val="en-IN"/>
+              </w:rPr>
+            </w:pPr>
+            <w:r>
+              <w:rPr>
+                <w:lang w:val="en-IN"/>
+              </w:rPr>
+              <w:t>Shows application health status</w:t>
+            </w:r>
+          </w:p>
+        </w:tc>
+      </w:tr>
+      <w:tr>
+        <w:trPr>
+          <w:tblCellSpacing w:w="15" w:type="dxa"/>
+        </w:trPr>
+        <w:tc>
+          <w:tcPr>
+            <w:tcW w:w="0" w:type="auto"/>
+            <w:vAlign w:val="center"/>
+            <w:hideMark/>
+          </w:tcPr>
+          <w:p>
+            <w:pPr>
+              <w:spacing w:before="200" w:after="200"/>
+              <w:rPr>
+                <w:lang w:val="en-IN"/>
+              </w:rPr>
+            </w:pPr>
+            <w:r>
+              <w:rPr>
+                <w:lang w:val="en-IN"/>
+              </w:rPr>
+              <w:t>/actuator/info</w:t>
+            </w:r>
+          </w:p>
+        </w:tc>
+        <w:tc>
+          <w:tcPr>
+            <w:tcW w:w="0" w:type="auto"/>
+            <w:vAlign w:val="center"/>
+            <w:hideMark/>
+          </w:tcPr>
+          <w:p>
+            <w:pPr>
+              <w:spacing w:before="200" w:after="200"/>
+              <w:rPr>
+                <w:lang w:val="en-IN"/>
+              </w:rPr>
+            </w:pPr>
+            <w:r>
+              <w:rPr>
+                <w:lang w:val="en-IN"/>
+              </w:rPr>
+              <w:t>Displays application information</w:t>
+            </w:r>
+          </w:p>
+        </w:tc>
+      </w:tr>
+      <w:tr>
+        <w:trPr>
+          <w:tblCellSpacing w:w="15" w:type="dxa"/>
+        </w:trPr>
+        <w:tc>
+          <w:tcPr>
+            <w:tcW w:w="0" w:type="auto"/>
+            <w:vAlign w:val="center"/>
+            <w:hideMark/>
+          </w:tcPr>
+          <w:p>
+            <w:pPr>
+              <w:spacing w:before="200" w:after="200"/>
+              <w:rPr>
+                <w:lang w:val="en-IN"/>
+              </w:rPr>
+            </w:pPr>
+            <w:r>
+              <w:rPr>
+                <w:lang w:val="en-IN"/>
+              </w:rPr>
+              <w:t>/actuator/metrics</w:t>
+            </w:r>
+          </w:p>
+        </w:tc>
+        <w:tc>
+          <w:tcPr>
+            <w:tcW w:w="0" w:type="auto"/>
+            <w:vAlign w:val="center"/>
+            <w:hideMark/>
+          </w:tcPr>
+          <w:p>
+            <w:pPr>
+              <w:spacing w:before="200" w:after="200"/>
+              <w:rPr>
+                <w:lang w:val="en-IN"/>
+              </w:rPr>
+            </w:pPr>
+            <w:r>
+              <w:rPr>
+                <w:lang w:val="en-IN"/>
+              </w:rPr>
+              <w:t>Shows application metrics</w:t>
+            </w:r>
+          </w:p>
+        </w:tc>
+      </w:tr>
+      <w:tr>
+        <w:trPr>
+          <w:tblCellSpacing w:w="15" w:type="dxa"/>
+        </w:trPr>
+        <w:tc>
+          <w:tcPr>
+            <w:tcW w:w="0" w:type="auto"/>
+            <w:vAlign w:val="center"/>
+            <w:hideMark/>
+          </w:tcPr>
+          <w:p>
+            <w:pPr>
+              <w:spacing w:before="200" w:after="200"/>
+              <w:rPr>
+                <w:lang w:val="en-IN"/>
+              </w:rPr>
+            </w:pPr>
+            <w:r>
+              <w:rPr>
+                <w:lang w:val="en-IN"/>
+              </w:rPr>
+              <w:t>/actuator/env</w:t>
+            </w:r>
+          </w:p>
+        </w:tc>
+        <w:tc>
+          <w:tcPr>
+            <w:tcW w:w="0" w:type="auto"/>
+            <w:vAlign w:val="center"/>
+            <w:hideMark/>
+          </w:tcPr>
+          <w:p>
+            <w:pPr>
+              <w:spacing w:before="200" w:after="200"/>
+              <w:rPr>
+                <w:lang w:val="en-IN"/>
+              </w:rPr>
+            </w:pPr>
+            <w:r>
+              <w:rPr>
+                <w:lang w:val="en-IN"/>
+              </w:rPr>
+              <w:t>Displays environment properties</w:t>
+            </w:r>
+          </w:p>
+        </w:tc>
+      </w:tr>
+    </w:tbl>
+    <w:p>
+      <w:pPr>
+        <w:spacing w:before="200" w:after="200"/>
+        <w:rPr>
+          <w:lang w:val="en-IN"/>
+        </w:rPr>
+      </w:pPr>
+      <w:r>
+        <w:rPr>
+          <w:lang w:val="en-IN"/>
+        </w:rPr>
+        <w:drawing>
+          <wp:inline distT="0" distB="0" distL="0" distR="0" wp14:anchorId="46674861" wp14:editId="4E88263B">
+            <wp:extent cx="5943600" cy="1546860"/>
+            <wp:effectExtent l="0" t="0" r="0" b="0"/>
+            <wp:docPr id="330499868" name="Picture 1"/>
+            <wp:cNvGraphicFramePr>
+              <a:graphicFrameLocks xmlns:a="http://schemas.openxmlformats.org/drawingml/2006/main" noChangeAspect="1"/>
+            </wp:cNvGraphicFramePr>
+            <a:graphic xmlns:a="http://schemas.openxmlformats.org/drawingml/2006/main">
+              <a:graphicData uri="http://schemas.openxmlformats.org/drawingml/2006/picture">
+                <pic:pic xmlns:pic="http://schemas.openxmlformats.org/drawingml/2006/picture">
+                  <pic:nvPicPr>
+                    <pic:cNvPr id="330499868" name=""/>
+                    <pic:cNvPicPr/>
+                  </pic:nvPicPr>
+                  <pic:blipFill>
+                    <a:blip r:embed="rId6"/>
+                    <a:stretch>
+                      <a:fillRect/>
+                    </a:stretch>
+                  </pic:blipFill>
+                  <pic:spPr>
+                    <a:xfrm>
+                      <a:off x="0" y="0"/>
+                      <a:ext cx="5943600" cy="1546860"/>
+                    </a:xfrm>
+                    <a:prstGeom prst="rect">
+                      <a:avLst/>
+                    </a:prstGeom>
+                  </pic:spPr>
+                </pic:pic>
+              </a:graphicData>
+            </a:graphic>
+          </wp:inline>
+        </w:drawing>
+      </w:r>
+      <w:r>
+        <w:rPr>
+          <w:lang w:val="en-IN"/>
+        </w:rPr>
+        <w:pict w14:anchorId="78734C04">
+          <v:rect id="_x0000_i1063" style="width:0;height:1.5pt" o:hralign="center" o:hrstd="t" o:hr="t" fillcolor="#a0a0a0" stroked="f"/>
+        </w:pict>
+      </w:r>
+    </w:p>
+    <w:p>
+      <w:pPr>
+        <w:spacing w:before="200" w:after="200"/>
+        <w:rPr>
+          <w:b/>
+          <w:bCs/>
+          <w:lang w:val="en-IN"/>
+        </w:rPr>
+      </w:pPr>
+      <w:r>
+        <w:rPr>
+          <w:b/>
+          <w:bCs/>
+          <w:lang w:val="en-IN"/>
+        </w:rPr>
+        <w:t>Circuit Breaker</w:t>
+      </w:r>
+    </w:p>
+    <w:p>
+      <w:pPr>
+        <w:spacing w:before="200" w:after="200"/>
+        <w:rPr>
+          <w:lang w:val="en-IN"/>
+        </w:rPr>
+      </w:pPr>
+      <w:r>
+        <w:rPr>
+          <w:lang w:val="en-IN"/>
+        </w:rPr>
+        <w:t xml:space="preserve">A </w:t>
+      </w:r>
+      <w:r>
+        <w:rPr>
+          <w:b/>
+          <w:bCs/>
+          <w:lang w:val="en-IN"/>
+        </w:rPr>
+        <w:t>Circuit Breaker</w:t>
+      </w:r>
+      <w:r>
+        <w:rPr>
+          <w:lang w:val="en-IN"/>
+        </w:rPr>
+        <w:t xml:space="preserve"> is a design pattern used in microservices to prevent cascading failures when one service becomes slow or unavailable.</w:t>
+      </w:r>
+    </w:p>
+    <w:p>
+      <w:pPr>
+        <w:spacing w:before="200" w:after="200"/>
+        <w:rPr>
+          <w:lang w:val="en-IN"/>
+        </w:rPr>
+      </w:pPr>
+      <w:r>
+        <w:rPr>
+          <w:lang w:val="en-IN"/>
+        </w:rPr>
+        <w:t>If a service repeatedly fails, the circuit breaker stops calling that service temporarily and returns a fallback response instead.</w:t>
+      </w:r>
+    </w:p>
+    <w:p>
+      <w:pPr>
+        <w:spacing w:before="200" w:after="200"/>
+        <w:rPr>
+          <w:lang w:val="en-IN"/>
+        </w:rPr>
+      </w:pPr>
+      <w:r>
+        <w:rPr>
+          <w:lang w:val="en-IN"/>
+        </w:rPr>
+        <w:lastRenderedPageBreak/>
+        <w:t>This improves system stability and prevents system overload.</w:t>
+      </w:r>
+    </w:p>
+    <w:p>
+      <w:pPr>
+        <w:spacing w:before="200" w:after="200"/>
+        <w:rPr>
+          <w:lang w:val="en-IN"/>
+        </w:rPr>
+      </w:pPr>
+      <w:r>
+        <w:rPr>
+          <w:lang w:val="en-IN"/>
+        </w:rPr>
+        <w:t>States of Circuit Breaker</w:t>
+      </w:r>
+    </w:p>
+    <w:tbl>
+      <w:tblPr>
+        <w:tblW w:w="0" w:type="auto"/>
+        <w:tblCellSpacing w:w="15" w:type="dxa"/>
+        <w:tblCellMar>
+          <w:top w:w="15" w:type="dxa"/>
+          <w:left w:w="15" w:type="dxa"/>
+          <w:bottom w:w="15" w:type="dxa"/>
+          <w:right w:w="15" w:type="dxa"/>
+        </w:tblCellMar>
+        <w:tblLook w:val="04A0" w:firstRow="1" w:lastRow="0" w:firstColumn="1" w:lastColumn="0" w:noHBand="0" w:noVBand="1"/>
+      </w:tblPr>
+      <w:tblGrid>
+        <w:gridCol w:w="1078"/>
+        <w:gridCol w:w="5848"/>
+      </w:tblGrid>
+      <w:tr>
+        <w:trPr>
+          <w:tblHeader/>
+          <w:tblCellSpacing w:w="15" w:type="dxa"/>
+        </w:trPr>
+        <w:tc>
+          <w:tcPr>
+            <w:tcW w:w="0" w:type="auto"/>
+            <w:vAlign w:val="center"/>
+            <w:hideMark/>
+          </w:tcPr>
+          <w:p>
+            <w:pPr>
+              <w:spacing w:before="200" w:after="200"/>
+              <w:rPr>
+                <w:b/>
+                <w:bCs/>
+                <w:lang w:val="en-IN"/>
+              </w:rPr>
+            </w:pPr>
+            <w:r>
+              <w:rPr>
+                <w:b/>
+                <w:bCs/>
+                <w:lang w:val="en-IN"/>
+              </w:rPr>
+              <w:t>State</w:t>
+            </w:r>
+          </w:p>
+        </w:tc>
+        <w:tc>
+          <w:tcPr>
+            <w:tcW w:w="0" w:type="auto"/>
+            <w:vAlign w:val="center"/>
+            <w:hideMark/>
+          </w:tcPr>
+          <w:p>
+            <w:pPr>
+              <w:spacing w:before="200" w:after="200"/>
+              <w:rPr>
+                <w:b/>
+                <w:bCs/>
+                <w:lang w:val="en-IN"/>
+              </w:rPr>
+            </w:pPr>
+            <w:r>
+              <w:rPr>
+                <w:b/>
+                <w:bCs/>
+                <w:lang w:val="en-IN"/>
+              </w:rPr>
+              <w:t>Meaning</w:t>
+            </w:r>
+          </w:p>
+        </w:tc>
+      </w:tr>
+      <w:tr>
+        <w:trPr>
+          <w:tblCellSpacing w:w="15" w:type="dxa"/>
+        </w:trPr>
+        <w:tc>
+          <w:tcPr>
+            <w:tcW w:w="0" w:type="auto"/>
+            <w:vAlign w:val="center"/>
+            <w:hideMark/>
+          </w:tcPr>
+          <w:p>
+            <w:pPr>
+              <w:spacing w:before="200" w:after="200"/>
+              <w:rPr>
+                <w:lang w:val="en-IN"/>
+              </w:rPr>
+            </w:pPr>
+            <w:r>
+              <w:rPr>
+                <w:lang w:val="en-IN"/>
+              </w:rPr>
+              <w:t>Closed</w:t>
+            </w:r>
+          </w:p>
+        </w:tc>
+        <w:tc>
+          <w:tcPr>
+            <w:tcW w:w="0" w:type="auto"/>
+            <w:vAlign w:val="center"/>
+            <w:hideMark/>
+          </w:tcPr>
+          <w:p>
+            <w:pPr>
+              <w:spacing w:before="200" w:after="200"/>
+              <w:rPr>
+                <w:lang w:val="en-IN"/>
+              </w:rPr>
+            </w:pPr>
+            <w:r>
+              <w:rPr>
+                <w:lang w:val="en-IN"/>
+              </w:rPr>
+              <w:t>Requests are sent normally</w:t>
+            </w:r>
+          </w:p>
+        </w:tc>
+      </w:tr>
+      <w:tr>
+        <w:trPr>
+          <w:tblCellSpacing w:w="15" w:type="dxa"/>
+        </w:trPr>
+        <w:tc>
+          <w:tcPr>
+            <w:tcW w:w="0" w:type="auto"/>
+            <w:vAlign w:val="center"/>
+            <w:hideMark/>
+          </w:tcPr>
+          <w:p>
+            <w:pPr>
+              <w:spacing w:before="200" w:after="200"/>
+              <w:rPr>
+                <w:lang w:val="en-IN"/>
+              </w:rPr>
+            </w:pPr>
+            <w:r>
+              <w:rPr>
+                <w:lang w:val="en-IN"/>
+              </w:rPr>
+              <w:t>Open</w:t>
+            </w:r>
+          </w:p>
+        </w:tc>
+        <w:tc>
+          <w:tcPr>
+            <w:tcW w:w="0" w:type="auto"/>
+            <w:vAlign w:val="center"/>
+            <w:hideMark/>
+          </w:tcPr>
+          <w:p>
+            <w:pPr>
+              <w:spacing w:before="200" w:after="200"/>
+              <w:rPr>
+                <w:lang w:val="en-IN"/>
+              </w:rPr>
+            </w:pPr>
+            <w:r>
+              <w:rPr>
+                <w:lang w:val="en-IN"/>
+              </w:rPr>
+              <w:t>Requests are blocked because failures exceeded threshold</w:t>
+            </w:r>
+          </w:p>
+        </w:tc>
+      </w:tr>
+      <w:tr>
+        <w:trPr>
+          <w:tblCellSpacing w:w="15" w:type="dxa"/>
+        </w:trPr>
+        <w:tc>
+          <w:tcPr>
+            <w:tcW w:w="0" w:type="auto"/>
+            <w:vAlign w:val="center"/>
+            <w:hideMark/>
+          </w:tcPr>
+          <w:p>
+            <w:pPr>
+              <w:spacing w:before="200" w:after="200"/>
+              <w:rPr>
+                <w:lang w:val="en-IN"/>
+              </w:rPr>
+            </w:pPr>
+            <w:r>
+              <w:rPr>
+                <w:lang w:val="en-IN"/>
+              </w:rPr>
+              <w:t>Half-Open</w:t>
+            </w:r>
+          </w:p>
+        </w:tc>
+        <w:tc>
+          <w:tcPr>
+            <w:tcW w:w="0" w:type="auto"/>
+            <w:vAlign w:val="center"/>
+            <w:hideMark/>
+          </w:tcPr>
+          <w:p>
+            <w:pPr>
+              <w:spacing w:before="200" w:after="200"/>
+              <w:rPr>
+                <w:lang w:val="en-IN"/>
+              </w:rPr>
+            </w:pPr>
+            <w:r>
+              <w:rPr>
+                <w:lang w:val="en-IN"/>
+              </w:rPr>
+              <w:t>System tests if the service has recovered</w:t>
+            </w:r>
+          </w:p>
+        </w:tc>
+      </w:tr>
+    </w:tbl>
+    <w:p>
+      <w:pPr>
+        <w:spacing w:before="200" w:after="200"/>
+        <w:rPr>
+          <w:lang w:val="en-IN"/>
+        </w:rPr>
+      </w:pPr>
+      <w:r>
+        <w:rPr>
+          <w:lang w:val="en-IN"/>
+        </w:rPr>
+        <w:t>Used in: Microservices communication</w:t>
+      </w:r>
+      <w:r>
+        <w:rPr>
+          <w:lang w:val="en-IN"/>
+        </w:rPr>
+        <w:br/>
+        <w:t>Why: Prevents failure of one service from affecting the entire system</w:t>
+      </w:r>
+    </w:p>
+    <w:p>
+      <w:pPr>
+        <w:spacing w:before="200" w:after="200"/>
+        <w:rPr>
+          <w:lang w:val="en-IN"/>
+        </w:rPr>
+      </w:pPr>
+      <w:r>
+        <w:rPr>
+          <w:lang w:val="en-IN"/>
+        </w:rPr>
+        <w:t>Example Scenario</w:t>
+      </w:r>
+    </w:p>
+    <w:p>
+      <w:pPr>
+        <w:spacing w:before="200" w:after="200"/>
+        <w:rPr>
+          <w:lang w:val="en-IN"/>
+        </w:rPr>
+      </w:pPr>
+      <w:r>
+        <w:rPr>
+          <w:lang w:val="en-IN"/>
+        </w:rPr>
+        <w:t>Service A → calls → Service B</w:t>
+      </w:r>
+      <w:r>
+        <w:rPr>
+          <w:lang w:val="en-IN"/>
+        </w:rPr>
+        <w:br/>
+        <w:t>If Service B fails repeatedly → Circuit Breaker opens → Calls are stopped temporarily.</w:t>
+      </w:r>
+    </w:p>
+    <w:p>
+      <w:pPr>
+        <w:spacing w:before="200" w:after="200"/>
+        <w:rPr>
+          <w:lang w:val="en-IN"/>
+        </w:rPr>
+      </w:pPr>
+      <w:r>
+        <w:rPr>
+          <w:lang w:val="en-IN"/>
+        </w:rPr>
+        <w:pict w14:anchorId="7A382E62">
+          <v:rect id="_x0000_i1064" style="width:0;height:1.5pt" o:hralign="center" o:hrstd="t" o:hr="t" fillcolor="#a0a0a0" stroked="f"/>
+        </w:pict>
+      </w:r>
+    </w:p>
+    <w:p>
+      <w:pPr>
+        <w:spacing w:before="200" w:after="200"/>
+        <w:rPr>
+          <w:b/>
+          <w:bCs/>
+          <w:lang w:val="en-IN"/>
+        </w:rPr>
+      </w:pPr>
+      <w:r>
+        <w:rPr>
+          <w:b/>
+          <w:bCs/>
+          <w:lang w:val="en-IN"/>
+        </w:rPr>
+        <w:t>Resilience4j (Implementation of Circuit Breaker)</w:t>
+      </w:r>
+    </w:p>
+    <w:p>
+      <w:pPr>
+        <w:spacing w:before="200" w:after="200"/>
+        <w:rPr>
+          <w:lang w:val="en-IN"/>
+        </w:rPr>
+      </w:pPr>
+      <w:r>
+        <w:rPr>
+          <w:b/>
+          <w:bCs/>
+          <w:lang w:val="en-IN"/>
+        </w:rPr>
+        <w:t>Resilience4j</w:t>
+      </w:r>
+      <w:r>
+        <w:rPr>
+          <w:lang w:val="en-IN"/>
+        </w:rPr>
+        <w:t xml:space="preserve"> is a lightweight fault-tolerance library designed for Java applications. It provides implementations for patterns like Circuit Breaker, Retry, Rate Limiter, and Bulkhead.</w:t>
+      </w:r>
+    </w:p>
+    <w:p>
+      <w:pPr>
+        <w:spacing w:before="200" w:after="200"/>
+        <w:rPr>
+          <w:lang w:val="en-IN"/>
+        </w:rPr>
+      </w:pPr>
+      <w:r>
+        <w:rPr>
+          <w:lang w:val="en-IN"/>
+        </w:rPr>
+        <w:t>It is commonly used in Spring Boot microservices to handle service failures gracefully.</w:t>
+      </w:r>
+    </w:p>
+    <w:p>
+      <w:pPr>
+        <w:spacing w:before="200" w:after="200"/>
+        <w:rPr>
+          <w:lang w:val="en-IN"/>
+        </w:rPr>
+      </w:pPr>
+      <w:r>
+        <w:rPr>
+          <w:lang w:val="en-IN"/>
+        </w:rPr>
+        <w:drawing>
+          <wp:anchor distT="0" distB="0" distL="114300" distR="114300" simplePos="0" relativeHeight="251658240" behindDoc="1" locked="0" layoutInCell="1" allowOverlap="1" wp14:anchorId="22E31A86" wp14:editId="37953B6B">
+            <wp:simplePos x="0" y="0"/>
+            <wp:positionH relativeFrom="margin">
+              <wp:posOffset>53340</wp:posOffset>
+            </wp:positionH>
+            <wp:positionV relativeFrom="paragraph">
+              <wp:posOffset>417195</wp:posOffset>
+            </wp:positionV>
+            <wp:extent cx="5798820" cy="2773680"/>
+            <wp:effectExtent l="0" t="0" r="0" b="7620"/>
+            <wp:wrapTight wrapText="bothSides">
+              <wp:wrapPolygon edited="0">
+                <wp:start x="0" y="0"/>
+                <wp:lineTo x="0" y="21511"/>
+                <wp:lineTo x="21501" y="21511"/>
+                <wp:lineTo x="21501" y="0"/>
+                <wp:lineTo x="0" y="0"/>
+              </wp:wrapPolygon>
+            </wp:wrapTight>
+            <wp:docPr id="643388955" name="Picture 1"/>
+            <wp:cNvGraphicFramePr>
+              <a:graphicFrameLocks xmlns:a="http://schemas.openxmlformats.org/drawingml/2006/main" noChangeAspect="1"/>
+            </wp:cNvGraphicFramePr>
+            <a:graphic xmlns:a="http://schemas.openxmlformats.org/drawingml/2006/main">
+              <a:graphicData uri="http://schemas.openxmlformats.org/drawingml/2006/picture">
+                <pic:pic xmlns:pic="http://schemas.openxmlformats.org/drawingml/2006/picture">
+                  <pic:nvPicPr>
+                    <pic:cNvPr id="643388955" name=""/>
+                    <pic:cNvPicPr/>
+                  </pic:nvPicPr>
+                  <pic:blipFill>
+                    <a:blip r:embed="rId7">
+                      <a:extLst>
+                        <a:ext uri="{28A0092B-C50C-407E-A947-70E740481C1C}">
+                          <a14:useLocalDpi xmlns:a14="http://schemas.microsoft.com/office/drawing/2010/main" val="0"/>
+                        </a:ext>
+                      </a:extLst>
+                    </a:blip>
+                    <a:stretch>
+                      <a:fillRect/>
+                    </a:stretch>
+                  </pic:blipFill>
+                  <pic:spPr>
+                    <a:xfrm>
+                      <a:off x="0" y="0"/>
+                      <a:ext cx="5798820" cy="2773680"/>
+                    </a:xfrm>
+                    <a:prstGeom prst="rect">
+                      <a:avLst/>
+                    </a:prstGeom>
+                  </pic:spPr>
+                </pic:pic>
+              </a:graphicData>
+            </a:graphic>
+            <wp14:sizeRelH relativeFrom="margin">
+              <wp14:pctWidth>0</wp14:pctWidth>
+            </wp14:sizeRelH>
+            <wp14:sizeRelV relativeFrom="margin">
+              <wp14:pctHeight>0</wp14:pctHeight>
+            </wp14:sizeRelV>
+          </wp:anchor>
+        </w:drawing>
+      </w:r>
+      <w:r>
+        <w:rPr>
+          <w:lang w:val="en-IN"/>
+        </w:rPr>
+        <w:t>Used for: Implementing Circuit Breaker pattern in microservices</w:t>
+      </w:r>
+      <w:r>
+        <w:rPr>
+          <w:lang w:val="en-IN"/>
+        </w:rPr>
+        <w:br/>
+        <w:t>Why: Improves system reliability and prevents cascading failures</w:t>
+      </w:r>
+    </w:p>
+    <w:p>
+      <w:pPr>
+        <w:spacing w:before="200" w:after="200"/>
+        <w:rPr>
+          <w:lang w:val="en-IN"/>
+        </w:rPr>
+      </w:pPr>
+      <w:r>
+        <w:rPr>
+          <w:lang w:val="en-IN"/>
+        </w:rPr>
+        <w:lastRenderedPageBreak/>
+        <w:pict w14:anchorId="58586C65">
+          <v:rect id="_x0000_i1065" style="width:0;height:1.5pt" o:hralign="center" o:hrstd="t" o:hr="t" fillcolor="#a0a0a0" stroked="f"/>
+        </w:pict>
+      </w:r>
+    </w:p>
+    <w:p>
+      <w:pPr>
+        <w:spacing w:before="200" w:after="200"/>
+        <w:rPr>
+          <w:b/>
+          <w:bCs/>
+          <w:lang w:val="en-IN"/>
+        </w:rPr>
+      </w:pPr>
+      <w:r>
+        <w:rPr>
+          <w:b/>
+          <w:bCs/>
+          <w:lang w:val="en-IN"/>
+        </w:rPr>
+        <w:t>RabbitMQ</w:t>
+      </w:r>
+    </w:p>
+    <w:p>
+      <w:pPr>
+        <w:spacing w:before="200" w:after="200"/>
+        <w:rPr>
+          <w:lang w:val="en-IN"/>
+        </w:rPr>
+      </w:pPr>
+      <w:r>
+        <w:rPr>
+          <w:b/>
+          <w:bCs/>
+          <w:lang w:val="en-IN"/>
+        </w:rPr>
+        <w:t>RabbitMQ</w:t>
+      </w:r>
+      <w:r>
+        <w:rPr>
+          <w:lang w:val="en-IN"/>
+        </w:rPr>
+        <w:t xml:space="preserve"> is an open-source message broker used for asynchronous communication between microservices.</w:t>
+      </w:r>
+    </w:p>
+    <w:p>
+      <w:pPr>
+        <w:spacing w:before="200" w:after="200"/>
+        <w:rPr>
+          <w:lang w:val="en-IN"/>
+        </w:rPr>
+      </w:pPr>
+      <w:r>
+        <w:rPr>
+          <w:lang w:val="en-IN"/>
+        </w:rPr>
+        <w:t>Instead of services directly calling each other, they communicate through messages sent to a queue. RabbitMQ manages the queue and delivers messages to the appropriate consumers.</w:t>
+      </w:r>
+    </w:p>
+    <w:p>
+      <w:pPr>
+        <w:spacing w:before="200" w:after="200"/>
+        <w:rPr>
+          <w:lang w:val="en-IN"/>
+        </w:rPr>
+      </w:pPr>
+      <w:r>
+        <w:rPr>
+          <w:lang w:val="en-IN"/>
+        </w:rPr>
+        <w:t>Used in: Microservices architecture</w:t>
+      </w:r>
+      <w:r>
+        <w:rPr>
+          <w:lang w:val="en-IN"/>
+        </w:rPr>
+        <w:br/>
+        <w:t>Why: Enables asynchronous communication and reduces tight coupling between services</w:t>
+      </w:r>
+    </w:p>
+    <w:p>
+      <w:pPr>
+        <w:spacing w:before="200" w:after="200"/>
+        <w:rPr>
+          <w:lang w:val="en-IN"/>
+        </w:rPr>
+      </w:pPr>
+      <w:r>
+        <w:rPr>
+          <w:lang w:val="en-IN"/>
+        </w:rPr>
+        <w:t>Basic Components</w:t>
+      </w:r>
+    </w:p>
+    <w:tbl>
+      <w:tblPr>
+        <w:tblW w:w="0" w:type="auto"/>
+        <w:tblCellSpacing w:w="15" w:type="dxa"/>
+        <w:tblCellMar>
+          <w:top w:w="15" w:type="dxa"/>
+          <w:left w:w="15" w:type="dxa"/>
+          <w:bottom w:w="15" w:type="dxa"/>
+          <w:right w:w="15" w:type="dxa"/>
+        </w:tblCellMar>
+        <w:tblLook w:val="04A0" w:firstRow="1" w:lastRow="0" w:firstColumn="1" w:lastColumn="0" w:noHBand="0" w:noVBand="1"/>
+      </w:tblPr>
+      <w:tblGrid>
+        <w:gridCol w:w="1298"/>
+        <w:gridCol w:w="2864"/>
+      </w:tblGrid>
+      <w:tr>
+        <w:trPr>
+          <w:tblHeader/>
+          <w:tblCellSpacing w:w="15" w:type="dxa"/>
+        </w:trPr>
+        <w:tc>
+          <w:tcPr>
+            <w:tcW w:w="0" w:type="auto"/>
+            <w:vAlign w:val="center"/>
+            <w:hideMark/>
+          </w:tcPr>
+          <w:p>
+            <w:pPr>
+              <w:spacing w:before="200" w:after="200"/>
+              <w:rPr>
+                <w:b/>
+                <w:bCs/>
+                <w:lang w:val="en-IN"/>
+              </w:rPr>
+            </w:pPr>
+            <w:r>
+              <w:rPr>
+                <w:b/>
+                <w:bCs/>
+                <w:lang w:val="en-IN"/>
+              </w:rPr>
+              <w:t>Component</w:t>
+            </w:r>
+          </w:p>
+        </w:tc>
+        <w:tc>
+          <w:tcPr>
+            <w:tcW w:w="0" w:type="auto"/>
+            <w:vAlign w:val="center"/>
+            <w:hideMark/>
+          </w:tcPr>
+          <w:p>
+            <w:pPr>
+              <w:spacing w:before="200" w:after="200"/>
+              <w:rPr>
+                <w:b/>
+                <w:bCs/>
+                <w:lang w:val="en-IN"/>
+              </w:rPr>
+            </w:pPr>
+            <w:r>
+              <w:rPr>
+                <w:b/>
+                <w:bCs/>
+                <w:lang w:val="en-IN"/>
+              </w:rPr>
+              <w:t>Description</w:t>
+            </w:r>
+          </w:p>
+        </w:tc>
+      </w:tr>
+      <w:tr>
+        <w:trPr>
+          <w:tblCellSpacing w:w="15" w:type="dxa"/>
+        </w:trPr>
+        <w:tc>
+          <w:tcPr>
+            <w:tcW w:w="0" w:type="auto"/>
+            <w:vAlign w:val="center"/>
+            <w:hideMark/>
+          </w:tcPr>
+          <w:p>
+            <w:pPr>
+              <w:spacing w:before="200" w:after="200"/>
+              <w:rPr>
+                <w:lang w:val="en-IN"/>
+              </w:rPr>
+            </w:pPr>
+            <w:r>
+              <w:rPr>
+                <w:lang w:val="en-IN"/>
+              </w:rPr>
+              <w:t>Producer</w:t>
+            </w:r>
+          </w:p>
+        </w:tc>
+        <w:tc>
+          <w:tcPr>
+            <w:tcW w:w="0" w:type="auto"/>
+            <w:vAlign w:val="center"/>
+            <w:hideMark/>
+          </w:tcPr>
+          <w:p>
+            <w:pPr>
+              <w:spacing w:before="200" w:after="200"/>
+              <w:rPr>
+                <w:lang w:val="en-IN"/>
+              </w:rPr>
+            </w:pPr>
+            <w:r>
+              <w:rPr>
+                <w:lang w:val="en-IN"/>
+              </w:rPr>
+              <w:t>Sends messages</w:t>
+            </w:r>
+          </w:p>
+        </w:tc>
+      </w:tr>
+      <w:tr>
+        <w:trPr>
+          <w:tblCellSpacing w:w="15" w:type="dxa"/>
+        </w:trPr>
+        <w:tc>
+          <w:tcPr>
+            <w:tcW w:w="0" w:type="auto"/>
+            <w:vAlign w:val="center"/>
+            <w:hideMark/>
+          </w:tcPr>
+          <w:p>
+            <w:pPr>
+              <w:spacing w:before="200" w:after="200"/>
+              <w:rPr>
+                <w:lang w:val="en-IN"/>
+              </w:rPr>
+            </w:pPr>
+            <w:r>
+              <w:rPr>
+                <w:lang w:val="en-IN"/>
+              </w:rPr>
+              <w:t>Queue</w:t>
+            </w:r>
+          </w:p>
+        </w:tc>
+        <w:tc>
+          <w:tcPr>
+            <w:tcW w:w="0" w:type="auto"/>
+            <w:vAlign w:val="center"/>
+            <w:hideMark/>
+          </w:tcPr>
+          <w:p>
+            <w:pPr>
+              <w:spacing w:before="200" w:after="200"/>
+              <w:rPr>
+                <w:lang w:val="en-IN"/>
+              </w:rPr>
+            </w:pPr>
+            <w:r>
+              <w:rPr>
+                <w:lang w:val="en-IN"/>
+              </w:rPr>
+              <w:t>Stores messages</w:t>
+            </w:r>
+          </w:p>
+        </w:tc>
+      </w:tr>
+      <w:tr>
+        <w:trPr>
+          <w:tblCellSpacing w:w="15" w:type="dxa"/>
+        </w:trPr>
+        <w:tc>
+          <w:tcPr>
+            <w:tcW w:w="0" w:type="auto"/>
+            <w:vAlign w:val="center"/>
+            <w:hideMark/>
+          </w:tcPr>
+          <w:p>
+            <w:pPr>
+              <w:spacing w:before="200" w:after="200"/>
+              <w:rPr>
+                <w:lang w:val="en-IN"/>
+              </w:rPr>
+            </w:pPr>
+            <w:r>
+              <w:rPr>
+                <w:lang w:val="en-IN"/>
+              </w:rPr>
+              <w:t>Consumer</w:t>
+            </w:r>
+          </w:p>
+        </w:tc>
+        <w:tc>
+          <w:tcPr>
+            <w:tcW w:w="0" w:type="auto"/>
+            <w:vAlign w:val="center"/>
+            <w:hideMark/>
+          </w:tcPr>
+          <w:p>
+            <w:pPr>
+              <w:spacing w:before="200" w:after="200"/>
+              <w:rPr>
+                <w:lang w:val="en-IN"/>
+              </w:rPr>
+            </w:pPr>
+            <w:r>
+              <w:rPr>
+                <w:lang w:val="en-IN"/>
+              </w:rPr>
+              <w:t>Receives messages</w:t>
+            </w:r>
+          </w:p>
+        </w:tc>
+      </w:tr>
+      <w:tr>
+        <w:trPr>
+          <w:tblCellSpacing w:w="15" w:type="dxa"/>
+        </w:trPr>
+        <w:tc>
+          <w:tcPr>
+            <w:tcW w:w="0" w:type="auto"/>
+            <w:vAlign w:val="center"/>
+            <w:hideMark/>
+          </w:tcPr>
+          <w:p>
+            <w:pPr>
+              <w:spacing w:before="200" w:after="200"/>
+              <w:rPr>
+                <w:lang w:val="en-IN"/>
+              </w:rPr>
+            </w:pPr>
+            <w:r>
+              <w:rPr>
+                <w:lang w:val="en-IN"/>
+              </w:rPr>
+              <w:t>Exchange</w:t>
+            </w:r>
+          </w:p>
+        </w:tc>
+        <w:tc>
+          <w:tcPr>
+            <w:tcW w:w="0" w:type="auto"/>
+            <w:vAlign w:val="center"/>
+            <w:hideMark/>
+          </w:tcPr>
+          <w:p>
+            <w:pPr>
+              <w:spacing w:before="200" w:after="200"/>
+              <w:rPr>
+                <w:lang w:val="en-IN"/>
+              </w:rPr>
+            </w:pPr>
+            <w:r>
+              <w:rPr>
+                <w:lang w:val="en-IN"/>
+              </w:rPr>
+              <w:t>Routes messages to queues</w:t>
+            </w:r>
+          </w:p>
+        </w:tc>
+      </w:tr>
+    </w:tbl>
+    <w:p>
+      <w:pPr>
+        <w:spacing w:before="200" w:after="200"/>
+        <w:rPr>
+          <w:lang w:val="en-IN"/>
+        </w:rPr>
+      </w:pPr>
+      <w:r>
+        <w:rPr>
+          <w:lang w:val="en-IN"/>
+        </w:rPr>
+        <w:t>Example flow:</w:t>
+      </w:r>
+    </w:p>
+    <w:p>
+      <w:pPr>
+        <w:spacing w:before="200" w:after="200"/>
+        <w:rPr>
+          <w:lang w:val="en-IN"/>
+        </w:rPr>
+      </w:pPr>
+      <w:r>
+        <w:rPr>
+          <w:lang w:val="en-IN"/>
+        </w:rPr>
+        <w:t>Producer → Exchange → Queue → Consumer</w:t>
+      </w:r>
+    </w:p>
+    <w:p>
+      <w:pPr>
+        <w:spacing w:before="200" w:after="200"/>
+        <w:rPr>
+          <w:lang w:val="en-IN"/>
+        </w:rPr>
+      </w:pPr>
+      <w:r>
+        <w:rPr>
+          <w:lang w:val="en-IN"/>
+        </w:rPr>
+        <w:pict w14:anchorId="53435634">
+          <v:rect id="_x0000_i1066" style="width:0;height:1.5pt" o:hralign="center" o:hrstd="t" o:hr="t" fillcolor="#a0a0a0" stroked="f"/>
+        </w:pict>
+      </w:r>
+    </w:p>
+    <w:p>
+      <w:pPr>
+        <w:spacing w:before="200" w:after="200"/>
+        <w:rPr>
+          <w:b/>
+          <w:bCs/>
+          <w:lang w:val="en-IN"/>
+        </w:rPr>
+      </w:pPr>
+      <w:r>
+        <w:rPr>
+          <w:b/>
+          <w:bCs/>
+          <w:lang w:val="en-IN"/>
+        </w:rPr>
+        <w:t>AMQP (Protocol used by RabbitMQ)</w:t>
+      </w:r>
+    </w:p>
+    <w:p>
+      <w:pPr>
+        <w:spacing w:before="200" w:after="200"/>
+        <w:rPr>
+          <w:lang w:val="en-IN"/>
+        </w:rPr>
+      </w:pPr>
+      <w:r>
+        <w:rPr>
+          <w:b/>
+          <w:bCs/>
+          <w:lang w:val="en-IN"/>
+        </w:rPr>
+        <w:t>AMQP (Advanced Message Queuing Protocol)</w:t>
+      </w:r>
+      <w:r>
+        <w:rPr>
+          <w:lang w:val="en-IN"/>
+        </w:rPr>
+        <w:t xml:space="preserve"> is the messaging protocol used by RabbitMQ to send and receive messages between systems.</w:t>
+      </w:r>
+    </w:p>
+    <w:p>
+      <w:pPr>
+        <w:spacing w:before="200" w:after="200"/>
+        <w:rPr>
+          <w:lang w:val="en-IN"/>
+        </w:rPr>
+      </w:pPr>
+      <w:r>
+        <w:rPr>
+          <w:lang w:val="en-IN"/>
+        </w:rPr>
+        <w:t>It defines how messages are formatted, queued, and transmitted between producers and consumers.</w:t>
+      </w:r>
+    </w:p>
+    <w:p>
+      <w:pPr>
+        <w:spacing w:before="200" w:after="200"/>
+        <w:rPr>
+          <w:lang w:val="en-IN"/>
+        </w:rPr>
+      </w:pPr>
+      <w:r>
+        <w:rPr>
+          <w:lang w:val="en-IN"/>
+        </w:rPr>
+        <w:t>Used in: Messaging systems like RabbitMQ</w:t>
+      </w:r>
+      <w:r>
+        <w:rPr>
+          <w:lang w:val="en-IN"/>
+        </w:rPr>
+        <w:br/>
+        <w:t>Why: Provides reliable, secure, and standardized message communication</w:t>
+      </w:r>
+    </w:p>
+    <w:p>
+      <w:pPr>
+        <w:spacing w:before="200" w:after="200"/>
+        <w:rPr>
+          <w:lang w:val="en-IN"/>
+        </w:rPr>
+      </w:pPr>
+      <w:r>
+        <w:rPr>
+          <w:lang w:val="en-IN"/>
+        </w:rPr>
+        <w:t>AMQP Components</w:t>
+      </w:r>
+    </w:p>
+    <w:tbl>
+      <w:tblPr>
+        <w:tblW w:w="0" w:type="auto"/>
+        <w:tblCellSpacing w:w="15" w:type="dxa"/>
+        <w:tblCellMar>
+          <w:top w:w="15" w:type="dxa"/>
+          <w:left w:w="15" w:type="dxa"/>
+          <w:bottom w:w="15" w:type="dxa"/>
+          <w:right w:w="15" w:type="dxa"/>
+        </w:tblCellMar>
+        <w:tblLook w:val="04A0" w:firstRow="1" w:lastRow="0" w:firstColumn="1" w:lastColumn="0" w:noHBand="0" w:noVBand="1"/>
+      </w:tblPr>
+      <w:tblGrid>
+        <w:gridCol w:w="1298"/>
+        <w:gridCol w:w="3206"/>
+      </w:tblGrid>
+      <w:tr>
+        <w:trPr>
+          <w:tblHeader/>
+          <w:tblCellSpacing w:w="15" w:type="dxa"/>
+        </w:trPr>
+        <w:tc>
+          <w:tcPr>
+            <w:tcW w:w="0" w:type="auto"/>
+            <w:vAlign w:val="center"/>
+            <w:hideMark/>
+          </w:tcPr>
+          <w:p>
+            <w:pPr>
+              <w:spacing w:before="200" w:after="200"/>
+              <w:rPr>
+                <w:b/>
+                <w:bCs/>
+                <w:lang w:val="en-IN"/>
+              </w:rPr>
+            </w:pPr>
+            <w:r>
+              <w:rPr>
+                <w:b/>
+                <w:bCs/>
+                <w:lang w:val="en-IN"/>
+              </w:rPr>
+              <w:lastRenderedPageBreak/>
+              <w:t>Component</w:t>
+            </w:r>
+          </w:p>
+        </w:tc>
+        <w:tc>
+          <w:tcPr>
+            <w:tcW w:w="0" w:type="auto"/>
+            <w:vAlign w:val="center"/>
+            <w:hideMark/>
+          </w:tcPr>
+          <w:p>
+            <w:pPr>
+              <w:spacing w:before="200" w:after="200"/>
+              <w:rPr>
+                <w:b/>
+                <w:bCs/>
+                <w:lang w:val="en-IN"/>
+              </w:rPr>
+            </w:pPr>
+            <w:r>
+              <w:rPr>
+                <w:b/>
+                <w:bCs/>
+                <w:lang w:val="en-IN"/>
+              </w:rPr>
+              <w:t>Purpose</w:t>
+            </w:r>
+          </w:p>
+        </w:tc>
+      </w:tr>
+      <w:tr>
+        <w:trPr>
+          <w:tblCellSpacing w:w="15" w:type="dxa"/>
+        </w:trPr>
+        <w:tc>
+          <w:tcPr>
+            <w:tcW w:w="0" w:type="auto"/>
+            <w:vAlign w:val="center"/>
+            <w:hideMark/>
+          </w:tcPr>
+          <w:p>
+            <w:pPr>
+              <w:spacing w:before="200" w:after="200"/>
+              <w:rPr>
+                <w:lang w:val="en-IN"/>
+              </w:rPr>
+            </w:pPr>
+            <w:r>
+              <w:rPr>
+                <w:lang w:val="en-IN"/>
+              </w:rPr>
+              <w:t>Producer</w:t>
+            </w:r>
+          </w:p>
+        </w:tc>
+        <w:tc>
+          <w:tcPr>
+            <w:tcW w:w="0" w:type="auto"/>
+            <w:vAlign w:val="center"/>
+            <w:hideMark/>
+          </w:tcPr>
+          <w:p>
+            <w:pPr>
+              <w:spacing w:before="200" w:after="200"/>
+              <w:rPr>
+                <w:lang w:val="en-IN"/>
+              </w:rPr>
+            </w:pPr>
+            <w:r>
+              <w:rPr>
+                <w:lang w:val="en-IN"/>
+              </w:rPr>
+              <w:t>Sends message</w:t>
+            </w:r>
+          </w:p>
+        </w:tc>
+      </w:tr>
+      <w:tr>
+        <w:trPr>
+          <w:tblCellSpacing w:w="15" w:type="dxa"/>
+        </w:trPr>
+        <w:tc>
+          <w:tcPr>
+            <w:tcW w:w="0" w:type="auto"/>
+            <w:vAlign w:val="center"/>
+            <w:hideMark/>
+          </w:tcPr>
+          <w:p>
+            <w:pPr>
+              <w:spacing w:before="200" w:after="200"/>
+              <w:rPr>
+                <w:lang w:val="en-IN"/>
+              </w:rPr>
+            </w:pPr>
+            <w:r>
+              <w:rPr>
+                <w:lang w:val="en-IN"/>
+              </w:rPr>
+              <w:t>Exchange</w:t>
+            </w:r>
+          </w:p>
+        </w:tc>
+        <w:tc>
+          <w:tcPr>
+            <w:tcW w:w="0" w:type="auto"/>
+            <w:vAlign w:val="center"/>
+            <w:hideMark/>
+          </w:tcPr>
+          <w:p>
+            <w:pPr>
+              <w:spacing w:before="200" w:after="200"/>
+              <w:rPr>
+                <w:lang w:val="en-IN"/>
+              </w:rPr>
+            </w:pPr>
+            <w:r>
+              <w:rPr>
+                <w:lang w:val="en-IN"/>
+              </w:rPr>
+              <w:t>Receives message and routes it</w:t>
+            </w:r>
+          </w:p>
+        </w:tc>
+      </w:tr>
+      <w:tr>
+        <w:trPr>
+          <w:tblCellSpacing w:w="15" w:type="dxa"/>
+        </w:trPr>
+        <w:tc>
+          <w:tcPr>
+            <w:tcW w:w="0" w:type="auto"/>
+            <w:vAlign w:val="center"/>
+            <w:hideMark/>
+          </w:tcPr>
+          <w:p>
+            <w:pPr>
+              <w:spacing w:before="200" w:after="200"/>
+              <w:rPr>
+                <w:lang w:val="en-IN"/>
+              </w:rPr>
+            </w:pPr>
+            <w:r>
+              <w:rPr>
+                <w:lang w:val="en-IN"/>
+              </w:rPr>
+              <w:t>Queue</w:t>
+            </w:r>
+          </w:p>
+        </w:tc>
+        <w:tc>
+          <w:tcPr>
+            <w:tcW w:w="0" w:type="auto"/>
+            <w:vAlign w:val="center"/>
+            <w:hideMark/>
+          </w:tcPr>
+          <w:p>
+            <w:pPr>
+              <w:spacing w:before="200" w:after="200"/>
+              <w:rPr>
+                <w:lang w:val="en-IN"/>
+              </w:rPr>
+            </w:pPr>
+            <w:r>
+              <w:rPr>
+                <w:lang w:val="en-IN"/>
+              </w:rPr>
+              <w:t>Stores message</w:t>
+            </w:r>
+          </w:p>
+        </w:tc>
+      </w:tr>
+      <w:tr>
+        <w:trPr>
+          <w:tblCellSpacing w:w="15" w:type="dxa"/>
+        </w:trPr>
+        <w:tc>
+          <w:tcPr>
+            <w:tcW w:w="0" w:type="auto"/>
+            <w:vAlign w:val="center"/>
+            <w:hideMark/>
+          </w:tcPr>
+          <w:p>
+            <w:pPr>
+              <w:spacing w:before="200" w:after="200"/>
+              <w:rPr>
+                <w:lang w:val="en-IN"/>
+              </w:rPr>
+            </w:pPr>
+            <w:r>
+              <w:rPr>
+                <w:lang w:val="en-IN"/>
+              </w:rPr>
+              <w:t>Consumer</w:t>
+            </w:r>
+          </w:p>
+        </w:tc>
+        <w:tc>
+          <w:tcPr>
+            <w:tcW w:w="0" w:type="auto"/>
+            <w:vAlign w:val="center"/>
+            <w:hideMark/>
+          </w:tcPr>
+          <w:p>
+            <w:pPr>
+              <w:spacing w:before="200" w:after="200"/>
+              <w:rPr>
+                <w:lang w:val="en-IN"/>
+              </w:rPr>
+            </w:pPr>
+            <w:r>
+              <w:rPr>
+                <w:lang w:val="en-IN"/>
+              </w:rPr>
+              <w:t>Receives message</w:t>
+            </w:r>
+          </w:p>
+        </w:tc>
+      </w:tr>
+    </w:tbl>
+    <w:p>
+      <w:pPr>
+        <w:spacing w:before="200" w:after="200"/>
+        <w:rPr>
+          <w:lang w:val="en-IN"/>
+        </w:rPr>
+      </w:pPr>
+      <w:r>
+        <w:rPr>
+          <w:lang w:val="en-IN"/>
+        </w:rPr>
+        <w:t>Example Communication Flow</w:t>
+      </w:r>
+    </w:p>
+    <w:p>
+      <w:pPr>
+        <w:spacing w:before="200" w:after="200"/>
+        <w:rPr>
+          <w:lang w:val="en-IN"/>
+        </w:rPr>
+      </w:pPr>
+      <w:r>
+        <w:rPr>
+          <w:lang w:val="en-IN"/>
+        </w:rPr>
+        <w:t>Producer → Exchange → Queue → Consumer</w:t>
+      </w:r>
+    </w:p>
+    <w:p>
+      <w:pPr>
+        <w:spacing w:before="200" w:after="200"/>
+        <w:rPr>
+          <w:lang w:val="en-IN"/>
+        </w:rPr>
+      </w:pPr>
+      <w:r>
+        <w:rPr>
+          <w:lang w:val="en-IN"/>
+        </w:rPr>
+        <w:t xml:space="preserve">RabbitMQ implements the </w:t>
+      </w:r>
+      <w:r>
+        <w:rPr>
+          <w:b/>
+          <w:bCs/>
+          <w:lang w:val="en-IN"/>
+        </w:rPr>
+        <w:t>AMQP protocol</w:t>
+      </w:r>
+      <w:r>
+        <w:rPr>
+          <w:lang w:val="en-IN"/>
+        </w:rPr>
+        <w:t xml:space="preserve"> to manage message delivery reliably.</w:t>
+      </w:r>
+    </w:p>
+    <w:p>
+      <w:pPr>
+        <w:spacing w:before="200" w:after="200"/>
       </w:pPr>
     </w:p>
     <w:sectPr>
@@ -10261,7 +11784,6 @@
   <w:style w:type="character" w:default="1" w:styleId="DefaultParagraphFont">
     <w:name w:val="Default Paragraph Font"/>
     <w:uiPriority w:val="1"/>
-    <w:semiHidden/>
     <w:unhideWhenUsed/>
   </w:style>
   <w:style w:type="table" w:default="1" w:styleId="TableNormal">

--- a/Sprint1_Evaluation_Kushagra_Varshney.docx
+++ b/Sprint1_Evaluation_Kushagra_Varshney.docx
@@ -257,15 +257,7 @@
         <w:br/>
       </w:r>
       <w:r>
-        <w:t xml:space="preserve">A specialization of @Component. Used to mark a class as a Data Access Object (DAO) — where DB operations happen. Also provides automatic exception translation from DB exceptions to Spring's </w:t>
-      </w:r>
-      <w:proofErr w:type="spellStart"/>
-      <w:r>
-        <w:t>DataAccessException</w:t>
-      </w:r>
-      <w:proofErr w:type="spellEnd"/>
-      <w:r>
-        <w:t>.</w:t>
+        <w:t>A specialization of @Component. Used to mark a class as a Data Access Object (DAO) — where DB operations happen. Also provides automatic exception translation from DB exceptions to Spring's DataAccessException.</w:t>
       </w:r>
     </w:p>
     <w:p>
@@ -453,15 +445,7 @@
         <w:t xml:space="preserve">Example: </w:t>
       </w:r>
       <w:r>
-        <w:t xml:space="preserve">@Autowired </w:t>
-      </w:r>
-      <w:proofErr w:type="spellStart"/>
-      <w:r>
-        <w:t>CustomerRepository</w:t>
-      </w:r>
-      <w:proofErr w:type="spellEnd"/>
-      <w:r>
-        <w:t xml:space="preserve"> repo → Spring provides the repo object</w:t>
+        <w:t>@Autowired CustomerRepository repo → Spring provides the repo object</w:t>
       </w:r>
     </w:p>
     <w:p>
@@ -540,42 +524,8 @@
         <w:t xml:space="preserve">Example: </w:t>
       </w:r>
       <w:r>
-        <w:t xml:space="preserve">@Bean public RestTemplate </w:t>
-      </w:r>
-      <w:proofErr w:type="spellStart"/>
-      <w:proofErr w:type="gramStart"/>
-      <w:r>
-        <w:t>restTemplate</w:t>
-      </w:r>
-      <w:proofErr w:type="spellEnd"/>
-      <w:r>
-        <w:t>(</w:t>
-      </w:r>
-      <w:proofErr w:type="gramEnd"/>
-      <w:r>
-        <w:t xml:space="preserve">) </w:t>
-      </w:r>
-      <w:proofErr w:type="gramStart"/>
-      <w:r>
-        <w:t>{ return</w:t>
-      </w:r>
-      <w:proofErr w:type="gramEnd"/>
-      <w:r>
-        <w:t xml:space="preserve"> new </w:t>
-      </w:r>
-      <w:proofErr w:type="gramStart"/>
-      <w:r>
-        <w:t>RestTemplate(</w:t>
-      </w:r>
-      <w:proofErr w:type="gramEnd"/>
-      <w:r>
-        <w:t>)</w:t>
-      </w:r>
-      <w:proofErr w:type="gramStart"/>
-      <w:r>
-        <w:t>; }</w:t>
-      </w:r>
-      <w:proofErr w:type="gramEnd"/>
+        <w:t>@Bean public RestTemplate restTemplate() { return new RestTemplate(); }</w:t>
+      </w:r>
     </w:p>
     <w:p>
       <w:pPr>
@@ -648,25 +598,7 @@
       </w:r>
       <w:r>
         <w:br/>
-        <w:t xml:space="preserve">Injects a value from </w:t>
-      </w:r>
-      <w:proofErr w:type="spellStart"/>
-      <w:proofErr w:type="gramStart"/>
-      <w:r>
-        <w:t>application.properties</w:t>
-      </w:r>
-      <w:proofErr w:type="spellEnd"/>
-      <w:proofErr w:type="gramEnd"/>
-      <w:r>
-        <w:t xml:space="preserve"> or </w:t>
-      </w:r>
-      <w:proofErr w:type="spellStart"/>
-      <w:r>
-        <w:t>application.yml</w:t>
-      </w:r>
-      <w:proofErr w:type="spellEnd"/>
-      <w:r>
-        <w:t xml:space="preserve"> directly into a field.</w:t>
+        <w:t>Injects a value from application.properties or application.yml directly into a field.</w:t>
       </w:r>
     </w:p>
     <w:p>
@@ -726,15 +658,7 @@
         <w:t xml:space="preserve">Example: </w:t>
       </w:r>
       <w:r>
-        <w:t>@Value("${</w:t>
-      </w:r>
-      <w:proofErr w:type="gramStart"/>
-      <w:r>
-        <w:t>server.port</w:t>
-      </w:r>
-      <w:proofErr w:type="gramEnd"/>
-      <w:r>
-        <w:t>}") int port;</w:t>
+        <w:t>@Value("${server.port}") int port;</w:t>
       </w:r>
     </w:p>
     <w:p>
@@ -1109,15 +1033,7 @@
         <w:spacing w:before="60" w:after="60"/>
       </w:pPr>
       <w:r>
-        <w:t xml:space="preserve">Method annotated with </w:t>
-      </w:r>
-      <w:proofErr w:type="gramStart"/>
-      <w:r>
-        <w:t>this runs</w:t>
-      </w:r>
-      <w:proofErr w:type="gramEnd"/>
-      <w:r>
-        <w:t xml:space="preserve"> automatically AFTER the bean is created and all dependencies are injected. Used for initialization logic.</w:t>
+        <w:t>Method annotated with this runs automatically AFTER the bean is created and all dependencies are injected. Used for initialization logic.</w:t>
       </w:r>
     </w:p>
     <w:p>
@@ -1175,15 +1091,7 @@
         <w:spacing w:before="60" w:after="60"/>
       </w:pPr>
       <w:r>
-        <w:t xml:space="preserve">Method annotated with </w:t>
-      </w:r>
-      <w:proofErr w:type="gramStart"/>
-      <w:r>
-        <w:t>this runs</w:t>
-      </w:r>
-      <w:proofErr w:type="gramEnd"/>
-      <w:r>
-        <w:t xml:space="preserve"> automatically BEFORE the bean is destroyed (application shutdown). Used for cleanup logic.</w:t>
+        <w:t>Method annotated with this runs automatically BEFORE the bean is destroyed (application shutdown). Used for cleanup logic.</w:t>
       </w:r>
     </w:p>
     <w:p>
@@ -1273,15 +1181,7 @@
         <w:spacing w:before="60" w:after="60"/>
       </w:pPr>
       <w:r>
-        <w:t xml:space="preserve">Marks a class as a Spring MVC controller. Handles HTTP requests and returns HTML view names (used with </w:t>
-      </w:r>
-      <w:proofErr w:type="spellStart"/>
-      <w:r>
-        <w:t>Thymeleaf</w:t>
-      </w:r>
-      <w:proofErr w:type="spellEnd"/>
-      <w:r>
-        <w:t>, JSP etc.).</w:t>
+        <w:t>Marks a class as a Spring MVC controller. Handles HTTP requests and returns HTML view names (used with Thymeleaf, JSP etc.).</w:t>
       </w:r>
     </w:p>
     <w:p>
@@ -1495,23 +1395,7 @@
         <w:spacing w:before="60" w:after="60"/>
       </w:pPr>
       <w:r>
-        <w:t>Shortcut for @</w:t>
-      </w:r>
-      <w:proofErr w:type="gramStart"/>
-      <w:r>
-        <w:t>RequestMapping(</w:t>
-      </w:r>
-      <w:proofErr w:type="gramEnd"/>
-      <w:r>
-        <w:t xml:space="preserve">method = </w:t>
-      </w:r>
-      <w:proofErr w:type="spellStart"/>
-      <w:r>
-        <w:t>RequestMethod.GET</w:t>
-      </w:r>
-      <w:proofErr w:type="spellEnd"/>
-      <w:r>
-        <w:t>). Maps HTTP GET requests to a method. Used for fetching/reading data.</w:t>
+        <w:t>Shortcut for @RequestMapping(method = RequestMethod.GET). Maps HTTP GET requests to a method. Used for fetching/reading data.</w:t>
       </w:r>
     </w:p>
     <w:p>
@@ -1589,23 +1473,7 @@
         <w:spacing w:before="60" w:after="60"/>
       </w:pPr>
       <w:r>
-        <w:t>Shortcut for @</w:t>
-      </w:r>
-      <w:proofErr w:type="gramStart"/>
-      <w:r>
-        <w:t>RequestMapping(</w:t>
-      </w:r>
-      <w:proofErr w:type="gramEnd"/>
-      <w:r>
-        <w:t xml:space="preserve">method = </w:t>
-      </w:r>
-      <w:proofErr w:type="spellStart"/>
-      <w:r>
-        <w:t>RequestMethod.POST</w:t>
-      </w:r>
-      <w:proofErr w:type="spellEnd"/>
-      <w:r>
-        <w:t>). Maps HTTP POST requests to a method. Used for creating/adding new data.</w:t>
+        <w:t>Shortcut for @RequestMapping(method = RequestMethod.POST). Maps HTTP POST requests to a method. Used for creating/adding new data.</w:t>
       </w:r>
     </w:p>
     <w:p>
@@ -1683,23 +1551,7 @@
         <w:spacing w:before="60" w:after="60"/>
       </w:pPr>
       <w:r>
-        <w:t>Shortcut for @</w:t>
-      </w:r>
-      <w:proofErr w:type="gramStart"/>
-      <w:r>
-        <w:t>RequestMapping(</w:t>
-      </w:r>
-      <w:proofErr w:type="gramEnd"/>
-      <w:r>
-        <w:t xml:space="preserve">method = </w:t>
-      </w:r>
-      <w:proofErr w:type="spellStart"/>
-      <w:r>
-        <w:t>RequestMethod.PUT</w:t>
-      </w:r>
-      <w:proofErr w:type="spellEnd"/>
-      <w:r>
-        <w:t>). Maps HTTP PUT requests to a method. Used for updating existing data.</w:t>
+        <w:t>Shortcut for @RequestMapping(method = RequestMethod.PUT). Maps HTTP PUT requests to a method. Used for updating existing data.</w:t>
       </w:r>
     </w:p>
     <w:p>
@@ -1757,23 +1609,7 @@
         <w:spacing w:before="60" w:after="60"/>
       </w:pPr>
       <w:r>
-        <w:t>Shortcut for @</w:t>
-      </w:r>
-      <w:proofErr w:type="gramStart"/>
-      <w:r>
-        <w:t>RequestMapping(</w:t>
-      </w:r>
-      <w:proofErr w:type="gramEnd"/>
-      <w:r>
-        <w:t xml:space="preserve">method = </w:t>
-      </w:r>
-      <w:proofErr w:type="spellStart"/>
-      <w:r>
-        <w:t>RequestMethod.DELETE</w:t>
-      </w:r>
-      <w:proofErr w:type="spellEnd"/>
-      <w:r>
-        <w:t>). Maps HTTP DELETE requests to a method. Used for deleting data.</w:t>
+        <w:t>Shortcut for @RequestMapping(method = RequestMethod.DELETE). Maps HTTP DELETE requests to a method. Used for deleting data.</w:t>
       </w:r>
     </w:p>
     <w:p>
@@ -1984,15 +1820,7 @@
       </w:pPr>
       <w:r>
         <w:lastRenderedPageBreak/>
-        <w:t xml:space="preserve">Extracts a value from the URL query string (parameters </w:t>
-      </w:r>
-      <w:proofErr w:type="gramStart"/>
-      <w:r>
-        <w:t>after ?</w:t>
-      </w:r>
-      <w:proofErr w:type="gramEnd"/>
-      <w:r>
-        <w:t>) and passes it as a method parameter.</w:t>
+        <w:t>Extracts a value from the URL query string (parameters after ?) and passes it as a method parameter.</w:t>
       </w:r>
     </w:p>
     <w:p>
@@ -2052,15 +1880,7 @@
         <w:t xml:space="preserve">Example: </w:t>
       </w:r>
       <w:r>
-        <w:t>@RequestParam String name → URL /</w:t>
-      </w:r>
-      <w:proofErr w:type="spellStart"/>
-      <w:r>
-        <w:t>search?name</w:t>
-      </w:r>
-      <w:proofErr w:type="spellEnd"/>
-      <w:r>
-        <w:t>=John gives name=John</w:t>
+        <w:t>@RequestParam String name → URL /search?name=John gives name=John</w:t>
       </w:r>
     </w:p>
     <w:p>
@@ -2254,15 +2074,7 @@
         <w:t xml:space="preserve">Example: </w:t>
       </w:r>
       <w:r>
-        <w:t>@</w:t>
-      </w:r>
-      <w:proofErr w:type="gramStart"/>
-      <w:r>
-        <w:t>ResponseStatus(</w:t>
-      </w:r>
-      <w:proofErr w:type="gramEnd"/>
-      <w:r>
-        <w:t>HttpStatus.CREATED) → returns 201 instead of 200</w:t>
+        <w:t>@ResponseStatus(HttpStatus.CREATED) → returns 201 instead of 200</w:t>
       </w:r>
     </w:p>
     <w:p>
@@ -2703,23 +2515,7 @@
         <w:spacing w:before="60" w:after="60"/>
       </w:pPr>
       <w:r>
-        <w:t xml:space="preserve">Tells Spring Boot to automatically configure the application based on the JARs present in the </w:t>
-      </w:r>
-      <w:proofErr w:type="spellStart"/>
-      <w:r>
-        <w:t>classpath</w:t>
-      </w:r>
-      <w:proofErr w:type="spellEnd"/>
-      <w:r>
-        <w:t xml:space="preserve">. For example, if MySQL JAR is present, it auto-configures </w:t>
-      </w:r>
-      <w:proofErr w:type="spellStart"/>
-      <w:r>
-        <w:t>DataSource</w:t>
-      </w:r>
-      <w:proofErr w:type="spellEnd"/>
-      <w:r>
-        <w:t>.</w:t>
+        <w:t>Tells Spring Boot to automatically configure the application based on the JARs present in the classpath. For example, if MySQL JAR is present, it auto-configures DataSource.</w:t>
       </w:r>
     </w:p>
     <w:p>
@@ -2874,15 +2670,7 @@
         <w:t xml:space="preserve">Rule: </w:t>
       </w:r>
       <w:r>
-        <w:t>Every @Entity class must have a no-</w:t>
-      </w:r>
-      <w:proofErr w:type="spellStart"/>
-      <w:r>
-        <w:t>arg</w:t>
-      </w:r>
-      <w:proofErr w:type="spellEnd"/>
-      <w:r>
-        <w:t xml:space="preserve"> constructor</w:t>
+        <w:t>Every @Entity class must have a no-arg constructor</w:t>
       </w:r>
     </w:p>
     <w:p>
@@ -2940,31 +2728,7 @@
         <w:t xml:space="preserve">Example: </w:t>
       </w:r>
       <w:r>
-        <w:t>@</w:t>
-      </w:r>
-      <w:proofErr w:type="gramStart"/>
-      <w:r>
-        <w:t>Table(</w:t>
-      </w:r>
-      <w:proofErr w:type="gramEnd"/>
-      <w:r>
-        <w:t>name = "</w:t>
-      </w:r>
-      <w:proofErr w:type="spellStart"/>
-      <w:r>
-        <w:t>tbl_customer</w:t>
-      </w:r>
-      <w:proofErr w:type="spellEnd"/>
-      <w:r>
-        <w:t xml:space="preserve">") → maps to </w:t>
-      </w:r>
-      <w:proofErr w:type="spellStart"/>
-      <w:r>
-        <w:t>tbl_customer</w:t>
-      </w:r>
-      <w:proofErr w:type="spellEnd"/>
-      <w:r>
-        <w:t xml:space="preserve"> table in DB</w:t>
+        <w:t>@Table(name = "tbl_customer") → maps to tbl_customer table in DB</w:t>
       </w:r>
     </w:p>
     <w:p>
@@ -3148,11 +2912,9 @@
             </w:tcMar>
           </w:tcPr>
           <w:p>
-            <w:proofErr w:type="spellStart"/>
             <w:r>
               <w:t>GenerationType.IDENTITY</w:t>
             </w:r>
-            <w:proofErr w:type="spellEnd"/>
           </w:p>
         </w:tc>
         <w:tc>
@@ -3198,11 +2960,9 @@
             </w:tcMar>
           </w:tcPr>
           <w:p>
-            <w:proofErr w:type="spellStart"/>
             <w:r>
               <w:t>GenerationType.SEQUENCE</w:t>
             </w:r>
-            <w:proofErr w:type="spellEnd"/>
           </w:p>
         </w:tc>
         <w:tc>
@@ -3248,11 +3008,9 @@
             </w:tcMar>
           </w:tcPr>
           <w:p>
-            <w:proofErr w:type="spellStart"/>
             <w:r>
               <w:t>GenerationType.AUTO</w:t>
             </w:r>
-            <w:proofErr w:type="spellEnd"/>
           </w:p>
         </w:tc>
         <w:tc>
@@ -3298,11 +3056,9 @@
             </w:tcMar>
           </w:tcPr>
           <w:p>
-            <w:proofErr w:type="spellStart"/>
             <w:r>
               <w:t>GenerationType.TABLE</w:t>
             </w:r>
-            <w:proofErr w:type="spellEnd"/>
           </w:p>
         </w:tc>
         <w:tc>
@@ -3385,31 +3141,7 @@
         <w:t xml:space="preserve">Example: </w:t>
       </w:r>
       <w:r>
-        <w:t>@</w:t>
-      </w:r>
-      <w:proofErr w:type="gramStart"/>
-      <w:r>
-        <w:t>Column(</w:t>
-      </w:r>
-      <w:proofErr w:type="gramEnd"/>
-      <w:r>
-        <w:t>name = "</w:t>
-      </w:r>
-      <w:proofErr w:type="spellStart"/>
-      <w:r>
-        <w:t>cId</w:t>
-      </w:r>
-      <w:proofErr w:type="spellEnd"/>
-      <w:r>
-        <w:t xml:space="preserve">") → maps field to column </w:t>
-      </w:r>
-      <w:proofErr w:type="spellStart"/>
-      <w:r>
-        <w:t>cId</w:t>
-      </w:r>
-      <w:proofErr w:type="spellEnd"/>
-      <w:r>
-        <w:t xml:space="preserve"> in DB</w:t>
+        <w:t>@Column(name = "cId") → maps field to column cId in DB</w:t>
       </w:r>
     </w:p>
     <w:p>
@@ -3429,15 +3161,7 @@
         <w:t xml:space="preserve">Without it: </w:t>
       </w:r>
       <w:r>
-        <w:t xml:space="preserve">JPA uses field name as column name (may convert camelCase to </w:t>
-      </w:r>
-      <w:proofErr w:type="spellStart"/>
-      <w:r>
-        <w:t>snake_case</w:t>
-      </w:r>
-      <w:proofErr w:type="spellEnd"/>
-      <w:r>
-        <w:t>)</w:t>
+        <w:t>JPA uses field name as column name (may convert camelCase to snake_case)</w:t>
       </w:r>
     </w:p>
     <w:p>
@@ -3495,31 +3219,7 @@
         <w:t xml:space="preserve">Example: </w:t>
       </w:r>
       <w:r>
-        <w:t xml:space="preserve">A calculated field like </w:t>
-      </w:r>
-      <w:proofErr w:type="spellStart"/>
-      <w:r>
-        <w:t>fullName</w:t>
-      </w:r>
-      <w:proofErr w:type="spellEnd"/>
-      <w:r>
-        <w:t xml:space="preserve"> = </w:t>
-      </w:r>
-      <w:proofErr w:type="spellStart"/>
-      <w:r>
-        <w:t>firstName</w:t>
-      </w:r>
-      <w:proofErr w:type="spellEnd"/>
-      <w:r>
-        <w:t xml:space="preserve"> + </w:t>
-      </w:r>
-      <w:proofErr w:type="spellStart"/>
-      <w:r>
-        <w:t>lastName</w:t>
-      </w:r>
-      <w:proofErr w:type="spellEnd"/>
-      <w:r>
-        <w:t xml:space="preserve"> that you don't want stored</w:t>
+        <w:t>A calculated field like fullName = firstName + lastName that you don't want stored</w:t>
       </w:r>
     </w:p>
     <w:p>
@@ -3695,23 +3395,7 @@
         <w:t xml:space="preserve">Example: </w:t>
       </w:r>
       <w:r>
-        <w:t>@</w:t>
-      </w:r>
-      <w:proofErr w:type="gramStart"/>
-      <w:r>
-        <w:t>JoinColumn(</w:t>
-      </w:r>
-      <w:proofErr w:type="gramEnd"/>
-      <w:r>
-        <w:t>name = "</w:t>
-      </w:r>
-      <w:proofErr w:type="spellStart"/>
-      <w:r>
-        <w:t>customer_id</w:t>
-      </w:r>
-      <w:proofErr w:type="spellEnd"/>
-      <w:r>
-        <w:t>") → foreign key column name</w:t>
+        <w:t>@JoinColumn(name = "customer_id") → foreign key column name</w:t>
       </w:r>
     </w:p>
     <w:p>
@@ -3872,21 +3556,8 @@
         <w:t xml:space="preserve">Extra feature: </w:t>
       </w:r>
       <w:r>
-        <w:t>Translates DB-specific exceptions (</w:t>
-      </w:r>
-      <w:proofErr w:type="spellStart"/>
-      <w:r>
-        <w:t>SQLException</w:t>
-      </w:r>
-      <w:proofErr w:type="spellEnd"/>
-      <w:r>
-        <w:t xml:space="preserve">) into Spring's </w:t>
-      </w:r>
-      <w:proofErr w:type="spellStart"/>
-      <w:r>
-        <w:t>DataAccessException</w:t>
-      </w:r>
-      <w:proofErr w:type="spellEnd"/>
+        <w:t>Translates DB-specific exceptions (SQLException) into Spring's DataAccessException</w:t>
+      </w:r>
     </w:p>
     <w:p>
       <w:pPr>
@@ -3943,15 +3614,7 @@
         <w:t xml:space="preserve">Used on: </w:t>
       </w:r>
       <w:r>
-        <w:t xml:space="preserve">Methods inside a </w:t>
-      </w:r>
-      <w:proofErr w:type="spellStart"/>
-      <w:r>
-        <w:t>JpaRepository</w:t>
-      </w:r>
-      <w:proofErr w:type="spellEnd"/>
-      <w:r>
-        <w:t xml:space="preserve"> interface</w:t>
+        <w:t>Methods inside a JpaRepository interface</w:t>
       </w:r>
     </w:p>
     <w:p>
@@ -3971,23 +3634,7 @@
         <w:t xml:space="preserve">JPQL Example: </w:t>
       </w:r>
       <w:r>
-        <w:t>@</w:t>
-      </w:r>
-      <w:proofErr w:type="gramStart"/>
-      <w:r>
-        <w:t>Query(</w:t>
-      </w:r>
-      <w:proofErr w:type="gramEnd"/>
-      <w:r>
-        <w:t xml:space="preserve">"SELECT c FROM Customer c WHERE c.name </w:t>
-      </w:r>
-      <w:proofErr w:type="gramStart"/>
-      <w:r>
-        <w:t>= :name</w:t>
-      </w:r>
-      <w:proofErr w:type="gramEnd"/>
-      <w:r>
-        <w:t>")</w:t>
+        <w:t>@Query("SELECT c FROM Customer c WHERE c.name = :name")</w:t>
       </w:r>
     </w:p>
     <w:p>
@@ -4007,31 +3654,7 @@
         <w:t xml:space="preserve">Native SQL: </w:t>
       </w:r>
       <w:r>
-        <w:t>@</w:t>
-      </w:r>
-      <w:proofErr w:type="gramStart"/>
-      <w:r>
-        <w:t>Query(</w:t>
-      </w:r>
-      <w:proofErr w:type="gramEnd"/>
-      <w:r>
-        <w:t xml:space="preserve">value = "SELECT * FROM customer WHERE name </w:t>
-      </w:r>
-      <w:proofErr w:type="gramStart"/>
-      <w:r>
-        <w:t>= :name</w:t>
-      </w:r>
-      <w:proofErr w:type="gramEnd"/>
-      <w:r>
-        <w:t xml:space="preserve">", </w:t>
-      </w:r>
-      <w:proofErr w:type="spellStart"/>
-      <w:r>
-        <w:t>nativeQuery</w:t>
-      </w:r>
-      <w:proofErr w:type="spellEnd"/>
-      <w:r>
-        <w:t xml:space="preserve"> = true)</w:t>
+        <w:t>@Query(value = "SELECT * FROM customer WHERE name = :name", nativeQuery = true)</w:t>
       </w:r>
     </w:p>
     <w:p>
@@ -4089,15 +3712,7 @@
         <w:t xml:space="preserve">Example: </w:t>
       </w:r>
       <w:r>
-        <w:t xml:space="preserve">@Param("name") String name → binds </w:t>
-      </w:r>
-      <w:proofErr w:type="gramStart"/>
-      <w:r>
-        <w:t>to :name</w:t>
-      </w:r>
-      <w:proofErr w:type="gramEnd"/>
-      <w:r>
-        <w:t xml:space="preserve"> in the query</w:t>
+        <w:t>@Param("name") String name → binds to :name in the query</w:t>
       </w:r>
     </w:p>
     <w:p>
@@ -4184,15 +3799,7 @@
         <w:spacing w:before="60" w:after="60"/>
       </w:pPr>
       <w:r>
-        <w:t xml:space="preserve">Enables Spring Data JPA repositories. Tells Spring where to scan for </w:t>
-      </w:r>
-      <w:proofErr w:type="spellStart"/>
-      <w:r>
-        <w:t>JpaRepository</w:t>
-      </w:r>
-      <w:proofErr w:type="spellEnd"/>
-      <w:r>
-        <w:t xml:space="preserve"> interfaces.</w:t>
+        <w:t>Enables Spring Data JPA repositories. Tells Spring where to scan for JpaRepository interfaces.</w:t>
       </w:r>
     </w:p>
     <w:p>
@@ -4595,15 +4202,7 @@
         <w:spacing w:before="60" w:after="60"/>
       </w:pPr>
       <w:r>
-        <w:t xml:space="preserve">Enables scanning of @FeignClient interfaces and creates beans for them. Without this, </w:t>
-      </w:r>
-      <w:proofErr w:type="gramStart"/>
-      <w:r>
-        <w:t>Feign</w:t>
-      </w:r>
-      <w:proofErr w:type="gramEnd"/>
-      <w:r>
-        <w:t xml:space="preserve"> client interfaces are not picked up by Spring.</w:t>
+        <w:t>Enables scanning of @FeignClient interfaces and creates beans for them. Without this, Feign client interfaces are not picked up by Spring.</w:t>
       </w:r>
     </w:p>
     <w:p>
@@ -5845,15 +5444,8 @@
           </w:tcPr>
           <w:p>
             <w:r>
-              <w:t xml:space="preserve">Inject property from </w:t>
-            </w:r>
-            <w:proofErr w:type="spellStart"/>
-            <w:proofErr w:type="gramStart"/>
-            <w:r>
-              <w:t>application.properties</w:t>
-            </w:r>
-            <w:proofErr w:type="spellEnd"/>
-            <w:proofErr w:type="gramEnd"/>
+              <w:t>Inject property from application.properties</w:t>
+            </w:r>
           </w:p>
         </w:tc>
       </w:tr>
@@ -9202,33 +8794,11 @@
           <w:lang w:val="en-IN"/>
         </w:rPr>
       </w:pPr>
-      <w:proofErr w:type="gramStart"/>
-      <w:r>
-        <w:rPr>
-          <w:lang w:val="en-IN"/>
-        </w:rPr>
-        <w:t>http.csrf</w:t>
-      </w:r>
-      <w:proofErr w:type="gramEnd"/>
-      <w:r>
-        <w:rPr>
-          <w:lang w:val="en-IN"/>
-        </w:rPr>
-        <w:t>(</w:t>
-      </w:r>
-      <w:proofErr w:type="gramStart"/>
-      <w:r>
-        <w:rPr>
-          <w:lang w:val="en-IN"/>
-        </w:rPr>
-        <w:t>).disable</w:t>
-      </w:r>
-      <w:proofErr w:type="gramEnd"/>
-      <w:r>
-        <w:rPr>
-          <w:lang w:val="en-IN"/>
-        </w:rPr>
-        <w:t>();</w:t>
+      <w:r>
+        <w:rPr>
+          <w:lang w:val="en-IN"/>
+        </w:rPr>
+        <w:t>http.csrf().disable();</w:t>
       </w:r>
     </w:p>
     <w:p>
